--- a/ENOW_EWEH_MAC_BRENDA.docx
+++ b/ENOW_EWEH_MAC_BRENDA.docx
@@ -58,19 +58,314 @@
         <w:pStyle w:val="Heading1"/>
         <w:rPr>
           <w:rFonts w:ascii="Times New Roman" w:hAnsi="Times New Roman" w:cs="Times New Roman"/>
-          <w:sz w:val="24"/>
-          <w:szCs w:val="24"/>
-        </w:rPr>
-      </w:pPr>
-      <w:r>
-        <w:rPr>
-          <w:rFonts w:ascii="Times New Roman" w:hAnsi="Times New Roman" w:cs="Times New Roman"/>
           <w:color w:val="003366"/>
           <w:sz w:val="24"/>
           <w:szCs w:val="24"/>
         </w:rPr>
+      </w:pPr>
+      <w:r>
+        <w:rPr>
+          <w:rFonts w:ascii="Times New Roman" w:hAnsi="Times New Roman" w:cs="Times New Roman"/>
+          <w:color w:val="003366"/>
+          <w:sz w:val="24"/>
+          <w:szCs w:val="24"/>
+        </w:rPr>
         <w:lastRenderedPageBreak/>
         <w:t>ABSTRACT</w:t>
+      </w:r>
+    </w:p>
+    <w:p>
+      <w:pPr>
+        <w:jc w:val="both"/>
+        <w:rPr>
+          <w:rFonts w:ascii="Times New Roman" w:hAnsi="Times New Roman" w:cs="Times New Roman"/>
+          <w:lang w:val="en-CM"/>
+        </w:rPr>
+      </w:pPr>
+      <w:r>
+        <w:rPr>
+          <w:rFonts w:ascii="Times New Roman" w:hAnsi="Times New Roman" w:cs="Times New Roman"/>
+          <w:b/>
+          <w:bCs/>
+          <w:lang w:val="en-CM"/>
+        </w:rPr>
+        <w:t>Background:</w:t>
+      </w:r>
+      <w:r>
+        <w:rPr>
+          <w:rFonts w:ascii="Times New Roman" w:hAnsi="Times New Roman" w:cs="Times New Roman"/>
+          <w:lang w:val="en-CM"/>
+        </w:rPr>
+        <w:t xml:space="preserve"> In sub-Saharan Africa, women’s autonomy in family planning decision-making remains limited by socioeconomic, cultural, and institutional factors. Cameroon is a critical context, where more than half of married women lack decision-making autonomy. This study examines determinants of family planning decisional autonomy among married women in Cameroon.</w:t>
+      </w:r>
+    </w:p>
+    <w:p>
+      <w:pPr>
+        <w:jc w:val="both"/>
+        <w:rPr>
+          <w:rFonts w:ascii="Times New Roman" w:hAnsi="Times New Roman" w:cs="Times New Roman"/>
+          <w:lang w:val="en-CM"/>
+        </w:rPr>
+      </w:pPr>
+      <w:r>
+        <w:rPr>
+          <w:rFonts w:ascii="Times New Roman" w:hAnsi="Times New Roman" w:cs="Times New Roman"/>
+          <w:b/>
+          <w:bCs/>
+          <w:lang w:val="en-CM"/>
+        </w:rPr>
+        <w:t>Methods:</w:t>
+      </w:r>
+      <w:r>
+        <w:rPr>
+          <w:rFonts w:ascii="Times New Roman" w:hAnsi="Times New Roman" w:cs="Times New Roman"/>
+          <w:lang w:val="en-CM"/>
+        </w:rPr>
+        <w:t xml:space="preserve"> Data from the 2018 Cameroon Demographic and Health Survey (DHS-7) were </w:t>
+      </w:r>
+      <w:proofErr w:type="spellStart"/>
+      <w:r>
+        <w:rPr>
+          <w:rFonts w:ascii="Times New Roman" w:hAnsi="Times New Roman" w:cs="Times New Roman"/>
+          <w:lang w:val="en-CM"/>
+        </w:rPr>
+        <w:t>analyzed</w:t>
+      </w:r>
+      <w:proofErr w:type="spellEnd"/>
+      <w:r>
+        <w:rPr>
+          <w:rFonts w:ascii="Times New Roman" w:hAnsi="Times New Roman" w:cs="Times New Roman"/>
+          <w:lang w:val="en-CM"/>
+        </w:rPr>
+        <w:t xml:space="preserve"> for 1,533 married or cohabiting, non-pregnant women aged 15–49 who were contraceptive users. The outcome variable (“who decides on contraceptive use”) included four categories: woman alone, husband/partner alone, joint decision, and other. Independent variables followed the UNFPA SDG 5.6.1 framework. Bivariate Chi-square tests and multinomial logistic regression (reference: woman alone) were applied, accounting for survey weights. Additionally, seven machine learning models (Random Forest, </w:t>
+      </w:r>
+      <w:proofErr w:type="spellStart"/>
+      <w:r>
+        <w:rPr>
+          <w:rFonts w:ascii="Times New Roman" w:hAnsi="Times New Roman" w:cs="Times New Roman"/>
+          <w:lang w:val="en-CM"/>
+        </w:rPr>
+        <w:t>XGBoost</w:t>
+      </w:r>
+      <w:proofErr w:type="spellEnd"/>
+      <w:r>
+        <w:rPr>
+          <w:rFonts w:ascii="Times New Roman" w:hAnsi="Times New Roman" w:cs="Times New Roman"/>
+          <w:lang w:val="en-CM"/>
+        </w:rPr>
+        <w:t xml:space="preserve">, </w:t>
+      </w:r>
+      <w:proofErr w:type="spellStart"/>
+      <w:r>
+        <w:rPr>
+          <w:rFonts w:ascii="Times New Roman" w:hAnsi="Times New Roman" w:cs="Times New Roman"/>
+          <w:lang w:val="en-CM"/>
+        </w:rPr>
+        <w:t>LightGBM</w:t>
+      </w:r>
+      <w:proofErr w:type="spellEnd"/>
+      <w:r>
+        <w:rPr>
+          <w:rFonts w:ascii="Times New Roman" w:hAnsi="Times New Roman" w:cs="Times New Roman"/>
+          <w:lang w:val="en-CM"/>
+        </w:rPr>
+        <w:t>, AdaBoost, Decision Tree, Logistic Regression, and SVM) were trained using 5-fold cross-</w:t>
+      </w:r>
+      <w:proofErr w:type="gramStart"/>
+      <w:r>
+        <w:rPr>
+          <w:rFonts w:ascii="Times New Roman" w:hAnsi="Times New Roman" w:cs="Times New Roman"/>
+          <w:lang w:val="en-CM"/>
+        </w:rPr>
+        <w:t xml:space="preserve">validation </w:t>
+      </w:r>
+      <w:r>
+        <w:rPr>
+          <w:rFonts w:ascii="Times New Roman" w:hAnsi="Times New Roman" w:cs="Times New Roman"/>
+          <w:lang w:val="en-CM"/>
+        </w:rPr>
+        <w:t>.</w:t>
+      </w:r>
+      <w:r>
+        <w:rPr>
+          <w:rFonts w:ascii="Times New Roman" w:hAnsi="Times New Roman" w:cs="Times New Roman"/>
+          <w:lang w:val="en-CM"/>
+        </w:rPr>
+        <w:t>Performance</w:t>
+      </w:r>
+      <w:proofErr w:type="gramEnd"/>
+      <w:r>
+        <w:rPr>
+          <w:rFonts w:ascii="Times New Roman" w:hAnsi="Times New Roman" w:cs="Times New Roman"/>
+          <w:lang w:val="en-CM"/>
+        </w:rPr>
+        <w:t xml:space="preserve"> was evaluated using accuracy, weighted F1-score, precision, recall, and SHAP for interpretability.</w:t>
+      </w:r>
+      <w:r>
+        <w:t xml:space="preserve"> </w:t>
+      </w:r>
+      <w:r>
+        <w:rPr>
+          <w:rFonts w:ascii="Times New Roman" w:hAnsi="Times New Roman" w:cs="Times New Roman"/>
+        </w:rPr>
+        <w:t xml:space="preserve">The </w:t>
+      </w:r>
+      <w:proofErr w:type="spellStart"/>
+      <w:r>
+        <w:rPr>
+          <w:rFonts w:ascii="Times New Roman" w:hAnsi="Times New Roman" w:cs="Times New Roman"/>
+        </w:rPr>
+        <w:t>LightGBM</w:t>
+      </w:r>
+      <w:proofErr w:type="spellEnd"/>
+      <w:r>
+        <w:rPr>
+          <w:rFonts w:ascii="Times New Roman" w:hAnsi="Times New Roman" w:cs="Times New Roman"/>
+        </w:rPr>
+        <w:t xml:space="preserve"> classifier achieved the highest predictive performance (accuracy: 55.0%, weighted F1: 52.7%). SHAP analysis corroborated the regression findings, identifying region, husband's education, partner's fertility preferences, and women's employment as the most influential predictors. The machine learning app to predict this was built and can be accessible on the link: https://macgpt-congenial-winner.streamlit.app/?page=predict</w:t>
+      </w:r>
+    </w:p>
+    <w:p>
+      <w:pPr>
+        <w:jc w:val="both"/>
+        <w:rPr>
+          <w:rFonts w:ascii="Times New Roman" w:hAnsi="Times New Roman" w:cs="Times New Roman"/>
+          <w:lang w:val="en-CM"/>
+        </w:rPr>
+      </w:pPr>
+      <w:r>
+        <w:rPr>
+          <w:rFonts w:ascii="Times New Roman" w:hAnsi="Times New Roman" w:cs="Times New Roman"/>
+          <w:b/>
+          <w:bCs/>
+          <w:lang w:val="en-CM"/>
+        </w:rPr>
+        <w:t>Results:</w:t>
+      </w:r>
+      <w:r>
+        <w:rPr>
+          <w:rFonts w:ascii="Times New Roman" w:hAnsi="Times New Roman" w:cs="Times New Roman"/>
+          <w:lang w:val="en-CM"/>
+        </w:rPr>
+        <w:t xml:space="preserve"> Most women (57.3%) reported joint decision-making, 26.0% decided alone, 16.6% reported husband-only decisions, and 0.1% reported others. Cohabiting women had lower risk of husband</w:t>
+      </w:r>
+      <w:proofErr w:type="gramStart"/>
+      <w:r>
+        <w:rPr>
+          <w:rFonts w:ascii="Times New Roman" w:hAnsi="Times New Roman" w:cs="Times New Roman"/>
+          <w:lang w:val="en-CM"/>
+        </w:rPr>
+        <w:t>-</w:t>
+      </w:r>
+      <w:r>
+        <w:rPr>
+          <w:rFonts w:ascii="Times New Roman" w:hAnsi="Times New Roman" w:cs="Times New Roman"/>
+          <w:lang w:val="en-CM"/>
+        </w:rPr>
+        <w:t>,</w:t>
+      </w:r>
+      <w:r>
+        <w:rPr>
+          <w:rFonts w:ascii="Times New Roman" w:hAnsi="Times New Roman" w:cs="Times New Roman"/>
+          <w:lang w:val="en-CM"/>
+        </w:rPr>
+        <w:t>only</w:t>
+      </w:r>
+      <w:proofErr w:type="gramEnd"/>
+      <w:r>
+        <w:rPr>
+          <w:rFonts w:ascii="Times New Roman" w:hAnsi="Times New Roman" w:cs="Times New Roman"/>
+          <w:lang w:val="en-CM"/>
+        </w:rPr>
+        <w:t xml:space="preserve"> decisions (RRR=0.382, p&lt;0.001). Higher husband education increased likelihood of joint decision-making (2.6–2.9 times, p&lt;0.05). Partner desire for more children reduced joint decision-making (RRR=0.333, p&lt;0.001). Women’s employment reduced husband-only and joint decision-making likelihood. Strong regional disparities were observed, with higher risks in the North and North-West. </w:t>
+      </w:r>
+      <w:proofErr w:type="spellStart"/>
+      <w:r>
+        <w:rPr>
+          <w:rFonts w:ascii="Times New Roman" w:hAnsi="Times New Roman" w:cs="Times New Roman"/>
+          <w:lang w:val="en-CM"/>
+        </w:rPr>
+        <w:t>LightGBM</w:t>
+      </w:r>
+      <w:proofErr w:type="spellEnd"/>
+      <w:r>
+        <w:rPr>
+          <w:rFonts w:ascii="Times New Roman" w:hAnsi="Times New Roman" w:cs="Times New Roman"/>
+          <w:lang w:val="en-CM"/>
+        </w:rPr>
+        <w:t xml:space="preserve"> performed best (accuracy: 55.0%, weighted F1: 52.7%). SHAP confirmed region, husband education, fertility preference, and employment as key predictors.</w:t>
+      </w:r>
+    </w:p>
+    <w:p>
+      <w:pPr>
+        <w:jc w:val="both"/>
+        <w:rPr>
+          <w:rFonts w:ascii="Times New Roman" w:hAnsi="Times New Roman" w:cs="Times New Roman"/>
+          <w:lang w:val="en-CM"/>
+        </w:rPr>
+      </w:pPr>
+      <w:r>
+        <w:rPr>
+          <w:rFonts w:ascii="Times New Roman" w:hAnsi="Times New Roman" w:cs="Times New Roman"/>
+          <w:b/>
+          <w:bCs/>
+          <w:lang w:val="en-CM"/>
+        </w:rPr>
+        <w:t>Conclusions:</w:t>
+      </w:r>
+      <w:r>
+        <w:rPr>
+          <w:rFonts w:ascii="Times New Roman" w:hAnsi="Times New Roman" w:cs="Times New Roman"/>
+          <w:lang w:val="en-CM"/>
+        </w:rPr>
+        <w:t xml:space="preserve"> Husband education, partner fertility preferences, women’s employment, and geographic region are key determinants of contraceptive decision-making autonomy in Cameroon. Evidence from regression and machine learning was consistent. Recommendations include strengthening women’s economic empowerment, improving male partner education and engagement, promoting couple-based family planning communication, and prioritizing interventions in high-burden regions, particularly the North and North-West.</w:t>
+      </w:r>
+    </w:p>
+    <w:p>
+      <w:pPr>
+        <w:jc w:val="both"/>
+        <w:rPr>
+          <w:rFonts w:ascii="Times New Roman" w:hAnsi="Times New Roman" w:cs="Times New Roman"/>
+        </w:rPr>
+      </w:pPr>
+      <w:r>
+        <w:rPr>
+          <w:rFonts w:ascii="Times New Roman" w:hAnsi="Times New Roman" w:cs="Times New Roman"/>
+          <w:b/>
+          <w:bCs/>
+        </w:rPr>
+        <w:t>Keywords:</w:t>
+      </w:r>
+      <w:r>
+        <w:rPr>
+          <w:rFonts w:ascii="Times New Roman" w:hAnsi="Times New Roman" w:cs="Times New Roman"/>
+        </w:rPr>
+        <w:t xml:space="preserve"> Decision-making autonomy, family planning, contraception, multinomial logistic regression, machine learning</w:t>
+      </w:r>
+    </w:p>
+    <w:p>
+      <w:pPr>
+        <w:pStyle w:val="Heading1"/>
+        <w:rPr>
+          <w:rFonts w:ascii="Times New Roman" w:hAnsi="Times New Roman" w:cs="Times New Roman"/>
+          <w:sz w:val="24"/>
+          <w:szCs w:val="24"/>
+        </w:rPr>
+      </w:pPr>
+      <w:r>
+        <w:rPr>
+          <w:rFonts w:ascii="Times New Roman" w:hAnsi="Times New Roman" w:cs="Times New Roman"/>
+        </w:rPr>
+        <w:br w:type="page"/>
+      </w:r>
+      <w:r>
+        <w:rPr>
+          <w:rFonts w:ascii="Times New Roman" w:hAnsi="Times New Roman" w:cs="Times New Roman"/>
+          <w:sz w:val="24"/>
+          <w:szCs w:val="24"/>
+        </w:rPr>
+        <w:lastRenderedPageBreak/>
+        <w:t>1. INTRODUCTION</w:t>
       </w:r>
     </w:p>
     <w:p>
@@ -84,82 +379,8 @@
       <w:r>
         <w:rPr>
           <w:rFonts w:ascii="Times New Roman" w:hAnsi="Times New Roman" w:cs="Times New Roman"/>
-          <w:b/>
-          <w:bCs/>
-        </w:rPr>
-        <w:t>Background:</w:t>
-      </w:r>
-      <w:r>
-        <w:rPr>
-          <w:rFonts w:ascii="Times New Roman" w:hAnsi="Times New Roman" w:cs="Times New Roman"/>
-        </w:rPr>
-        <w:t xml:space="preserve"> In sub-Saharan Africa, women's ability to make autonomous decisions about family planning remains constrained by socioeconomic, cultural, and institutional factors. Cameroon presents a particularly important context, with over half of married women lacking household decision-making autonomy. This study examines the individual, interpersonal, and institutional determinants of family planning decisional autonomy among married women in Cameroon.</w:t>
-      </w:r>
-      <w:r>
-        <w:rPr>
-          <w:rFonts w:ascii="Times New Roman" w:hAnsi="Times New Roman" w:cs="Times New Roman"/>
-        </w:rPr>
-        <w:br/>
-      </w:r>
-      <w:r>
-        <w:rPr>
-          <w:rFonts w:ascii="Times New Roman" w:hAnsi="Times New Roman" w:cs="Times New Roman"/>
-        </w:rPr>
-        <w:br/>
-      </w:r>
-      <w:r>
-        <w:rPr>
-          <w:rFonts w:ascii="Times New Roman" w:hAnsi="Times New Roman" w:cs="Times New Roman"/>
-          <w:b/>
-          <w:bCs/>
-        </w:rPr>
-        <w:t>Methods:</w:t>
-      </w:r>
-      <w:r>
-        <w:rPr>
-          <w:rFonts w:ascii="Times New Roman" w:hAnsi="Times New Roman" w:cs="Times New Roman"/>
-        </w:rPr>
-        <w:t xml:space="preserve"> Data from the 2018 Cameroon Demographic and Health Survey (DHS-7) were used. The analytical sample comprised </w:t>
-      </w:r>
-      <w:r>
-        <w:rPr>
-          <w:rFonts w:ascii="Times New Roman" w:hAnsi="Times New Roman" w:cs="Times New Roman"/>
-          <w:b/>
-          <w:bCs/>
-        </w:rPr>
-        <w:t>1,533</w:t>
-      </w:r>
-      <w:r>
-        <w:rPr>
-          <w:rFonts w:ascii="Times New Roman" w:hAnsi="Times New Roman" w:cs="Times New Roman"/>
-        </w:rPr>
-        <w:t> married or cohabiting, non-pregnant women aged 15-49 who were current contraceptive users. The outcome variable "who decides on contraceptive use" was constructed using v632, yielding four categories: woman alone, husband/partner alone, joint decision, and other. Independent variables were selected based on the UNFPA SDG Indicator 5.6.1 four-level determinants framework. Bivariate analysis using Chi-square tests was followed by multinomial logistic regression with woman alone as the reference category. All analyses accounted for the complex survey design using sampling weights. In addition to multinomial logistic regression, seven machine learning algorithms (Random Forest, XGBoost, LightGBM, AdaBoost, Decision Tree, Logistic Regression, and SVM) were trained and compared using 5-fold stratified cross-validation with SMOTE balancing to address class imbalance. Model performance was evaluated using accuracy, weighted F1-score, precision, and recall, with SHAP analysis for feature interpretation.</w:t>
-      </w:r>
-      <w:r>
-        <w:rPr>
-          <w:rFonts w:ascii="Times New Roman" w:hAnsi="Times New Roman" w:cs="Times New Roman"/>
-        </w:rPr>
-        <w:br/>
-      </w:r>
-      <w:r>
-        <w:rPr>
-          <w:rFonts w:ascii="Times New Roman" w:hAnsi="Times New Roman" w:cs="Times New Roman"/>
-        </w:rPr>
-        <w:br/>
-      </w:r>
-      <w:r>
-        <w:rPr>
-          <w:rFonts w:ascii="Times New Roman" w:hAnsi="Times New Roman" w:cs="Times New Roman"/>
-          <w:b/>
-          <w:bCs/>
-        </w:rPr>
-        <w:t>Results:</w:t>
-      </w:r>
-      <w:r>
-        <w:rPr>
-          <w:rFonts w:ascii="Times New Roman" w:hAnsi="Times New Roman" w:cs="Times New Roman"/>
-        </w:rPr>
-        <w:t xml:space="preserve"> Of the analytical sample, 26.0% of women decided on contraception alone, 16.6% reported the husband/partner as the sole decision-maker, 57.3% made joint decisions, and 0.1% reported other decision-makers. Multinomial regression revealed that cohabiting women had significantly lower relative risk of husband-only decision-making compared to formally married women (RRR=0.382, 95%CI: 0.250–0.584, p&lt;0.001). Husband's education was strongly associated with joint decision-making, with women whose husbands had primary, secondary, or higher education being 2.6 to 2.9 times more likely to report joint decisions compared to those whose husbands had no education (all p&lt;0.05). Women whose partners desired more children had 67% lower likelihood of joint decision-making (RRR=0.333, 95%CI: 0.244–0.456, p&lt;0.001). Women's employment was protective against both husband-only (RRR=0.612, p&lt;0.05) and joint decision-making (RRR=0.638, p&lt;0.01). Regional variations were substantial: for husband-only decisions, the North (RRR=4.005) and North-West (RRR=5.430) regions showed significantly higher risk; for joint decisions, the Centre (RRR=2.995), Douala (RRR=2.760), North-West (RRR=5.090), and West (RRR=2.446) regions showed significantly higher risk (all p&lt;0.05). </w:t>
+        </w:rPr>
+        <w:t>Sub-Saharan Africa accounts for 66% of global maternal deaths, with an estimated 546 maternal deaths per 100,000 live births (WHO, 2015). Unplanned pregnancies and short inter-pregnancy intervals remain leading contributors to maternal and child mortality in the region. Family planning services are recognized as a cornerstone of interventional efforts to address these challenges, contributing to the reduction of maternal and infant morbidity and mortality, prevention of unintended pregnancies, and improvements in household living standards (Demissie et al., 2022).</w:t>
       </w:r>
     </w:p>
     <w:p>
@@ -174,52 +395,7 @@
         <w:rPr>
           <w:rFonts w:ascii="Times New Roman" w:hAnsi="Times New Roman" w:cs="Times New Roman"/>
         </w:rPr>
-        <w:t>The LightGBM classifier achieved the highest predictive performance (accuracy: 5</w:t>
-      </w:r>
-      <w:r>
-        <w:rPr>
-          <w:rFonts w:ascii="Times New Roman" w:hAnsi="Times New Roman" w:cs="Times New Roman"/>
-        </w:rPr>
-        <w:t>5</w:t>
-      </w:r>
-      <w:r>
-        <w:rPr>
-          <w:rFonts w:ascii="Times New Roman" w:hAnsi="Times New Roman" w:cs="Times New Roman"/>
-        </w:rPr>
-        <w:t>.0%, weighted F1: 5</w:t>
-      </w:r>
-      <w:r>
-        <w:rPr>
-          <w:rFonts w:ascii="Times New Roman" w:hAnsi="Times New Roman" w:cs="Times New Roman"/>
-        </w:rPr>
-        <w:t>2</w:t>
-      </w:r>
-      <w:r>
-        <w:rPr>
-          <w:rFonts w:ascii="Times New Roman" w:hAnsi="Times New Roman" w:cs="Times New Roman"/>
-        </w:rPr>
-        <w:t xml:space="preserve">.7%). SHAP analysis corroborated the regression findings, identifying region, husband's education, partner's fertility preferences, and women's employment as the most influential predictors. The machine learning app to predict this was built and can be accessible on the link: </w:t>
-      </w:r>
-      <w:hyperlink r:id="rId6" w:history="1">
-        <w:r>
-          <w:rPr>
-            <w:rStyle w:val="Hyperlink"/>
-            <w:rFonts w:ascii="Times New Roman" w:hAnsi="Times New Roman" w:cs="Times New Roman"/>
-          </w:rPr>
-          <w:t>macgpt-congenial-winner.streamlit.app</w:t>
-        </w:r>
-      </w:hyperlink>
-      <w:r>
-        <w:rPr>
-          <w:rFonts w:ascii="Times New Roman" w:hAnsi="Times New Roman" w:cs="Times New Roman"/>
-        </w:rPr>
-        <w:br/>
-      </w:r>
-      <w:r>
-        <w:rPr>
-          <w:rFonts w:ascii="Times New Roman" w:hAnsi="Times New Roman" w:cs="Times New Roman"/>
-        </w:rPr>
-        <w:br/>
+        <w:t xml:space="preserve">A woman's capacity to make autonomous decisions about contraceptive use is fundamentally linked to her broader sense of empowerment and agency within the household and society. Women who experience limited decision-making power are less likely to initiate or maintain contraceptive use, even when they desire to do so (Do &amp; Kurimoto, 2012). The interpersonal dimension of this dynamic -particularly </w:t>
       </w:r>
       <w:r>
         <w:rPr>
@@ -227,65 +403,13 @@
           <w:b/>
           <w:bCs/>
         </w:rPr>
-        <w:t>Conclusions:</w:t>
-      </w:r>
-      <w:r>
-        <w:rPr>
-          <w:rFonts w:ascii="Times New Roman" w:hAnsi="Times New Roman" w:cs="Times New Roman"/>
-        </w:rPr>
-        <w:t xml:space="preserve"> Husband's education, partner's fertility preferences, women's employment, and geographic region are key determinants of women's decisional autonomy in family planning in Cameroon. Convergent evidence from both multinomial logistic regression and machine learning SHAP analysis confirms these as the most robust predictors. Interventions should target women in high-risk </w:t>
-      </w:r>
-      <w:r>
-        <w:rPr>
-          <w:rFonts w:ascii="Times New Roman" w:hAnsi="Times New Roman" w:cs="Times New Roman"/>
-        </w:rPr>
-        <w:lastRenderedPageBreak/>
-        <w:t>regions (particularly the North and North-West), promote couple communication, address male partner fertility preferences, support women's economic empowerment, and leverage ANC contacts as entry points for reproductive empowerment counseling.</w:t>
-      </w:r>
-    </w:p>
-    <w:p>
-      <w:pPr>
-        <w:rPr>
-          <w:rFonts w:ascii="Times New Roman" w:hAnsi="Times New Roman" w:cs="Times New Roman"/>
-        </w:rPr>
-      </w:pPr>
-      <w:r>
-        <w:rPr>
-          <w:rFonts w:ascii="Times New Roman" w:hAnsi="Times New Roman" w:cs="Times New Roman"/>
-          <w:b/>
-        </w:rPr>
-        <w:t xml:space="preserve">Keywords: </w:t>
-      </w:r>
-      <w:r>
-        <w:rPr>
-          <w:rFonts w:ascii="Times New Roman" w:hAnsi="Times New Roman" w:cs="Times New Roman"/>
-        </w:rPr>
-        <w:t>Decision-making autonomy, family planning, contraception, multinomial logistic regression, machine learning</w:t>
-      </w:r>
-    </w:p>
-    <w:p>
-      <w:pPr>
-        <w:pStyle w:val="Heading1"/>
-        <w:rPr>
-          <w:rFonts w:ascii="Times New Roman" w:hAnsi="Times New Roman" w:cs="Times New Roman"/>
-          <w:sz w:val="24"/>
-          <w:szCs w:val="24"/>
-        </w:rPr>
-      </w:pPr>
-      <w:r>
-        <w:rPr>
-          <w:rFonts w:ascii="Times New Roman" w:hAnsi="Times New Roman" w:cs="Times New Roman"/>
-        </w:rPr>
-        <w:br w:type="page"/>
-      </w:r>
-      <w:r>
-        <w:rPr>
-          <w:rFonts w:ascii="Times New Roman" w:hAnsi="Times New Roman" w:cs="Times New Roman"/>
-          <w:sz w:val="24"/>
-          <w:szCs w:val="24"/>
-        </w:rPr>
-        <w:lastRenderedPageBreak/>
-        <w:t>1. INTRODUCTION</w:t>
+        <w:t xml:space="preserve">partner influence </w:t>
+      </w:r>
+      <w:r>
+        <w:rPr>
+          <w:rFonts w:ascii="Times New Roman" w:hAnsi="Times New Roman" w:cs="Times New Roman"/>
+        </w:rPr>
+        <w:t>plays a critical role in determining whether women can freely decide on family planning methods (Blackstone et al., 2017).</w:t>
       </w:r>
     </w:p>
     <w:p>
@@ -300,7 +424,49 @@
         <w:rPr>
           <w:rFonts w:ascii="Times New Roman" w:hAnsi="Times New Roman" w:cs="Times New Roman"/>
         </w:rPr>
-        <w:t>Sub-Saharan Africa accounts for 66% of global maternal deaths, with an estimated 546 maternal deaths per 100,000 live births (WHO, 2015). Unplanned pregnancies and short inter-pregnancy intervals remain leading contributors to maternal and child mortality in the region. Family planning services are recognized as a cornerstone of interventional efforts to address these challenges, contributing to the reduction of maternal and infant morbidity and mortality, prevention of unintended pregnancies, and improvements in household living standards (Demissie et al., 2022).</w:t>
+        <w:t>In Cameroon specifically, recent research using the 2018 DHS data found that over half (53%) of married women lacked household decision-making autonomy, a figure higher than the sub-Saharan African average of 44% across 27 countries (</w:t>
+      </w:r>
+      <w:proofErr w:type="spellStart"/>
+      <w:r>
+        <w:rPr>
+          <w:rFonts w:ascii="Times New Roman" w:hAnsi="Times New Roman" w:cs="Times New Roman"/>
+        </w:rPr>
+        <w:t>Amoak</w:t>
+      </w:r>
+      <w:proofErr w:type="spellEnd"/>
+      <w:r>
+        <w:rPr>
+          <w:rFonts w:ascii="Times New Roman" w:hAnsi="Times New Roman" w:cs="Times New Roman"/>
+        </w:rPr>
+        <w:t xml:space="preserve"> et al., 2025). Studies in urban and rural Cameroon consistently identify partner approval and intra-couple discussion about family planning as the two most significant factors associated with contraceptive use and unmet need (</w:t>
+      </w:r>
+      <w:proofErr w:type="spellStart"/>
+      <w:r>
+        <w:rPr>
+          <w:rFonts w:ascii="Times New Roman" w:hAnsi="Times New Roman" w:cs="Times New Roman"/>
+        </w:rPr>
+        <w:t>Ajong</w:t>
+      </w:r>
+      <w:proofErr w:type="spellEnd"/>
+      <w:r>
+        <w:rPr>
+          <w:rFonts w:ascii="Times New Roman" w:hAnsi="Times New Roman" w:cs="Times New Roman"/>
+        </w:rPr>
+        <w:t xml:space="preserve"> et al., 2016; </w:t>
+      </w:r>
+      <w:proofErr w:type="spellStart"/>
+      <w:r>
+        <w:rPr>
+          <w:rFonts w:ascii="Times New Roman" w:hAnsi="Times New Roman" w:cs="Times New Roman"/>
+        </w:rPr>
+        <w:t>Edietah</w:t>
+      </w:r>
+      <w:proofErr w:type="spellEnd"/>
+      <w:r>
+        <w:rPr>
+          <w:rFonts w:ascii="Times New Roman" w:hAnsi="Times New Roman" w:cs="Times New Roman"/>
+        </w:rPr>
+        <w:t xml:space="preserve"> et al., 2018).</w:t>
       </w:r>
     </w:p>
     <w:p>
@@ -315,21 +481,21 @@
         <w:rPr>
           <w:rFonts w:ascii="Times New Roman" w:hAnsi="Times New Roman" w:cs="Times New Roman"/>
         </w:rPr>
-        <w:t xml:space="preserve">A woman's capacity to make autonomous decisions about contraceptive use is fundamentally linked to her broader sense of empowerment and agency within the household and society. Women who experience limited decision-making power are less likely to initiate or maintain contraceptive use, even when they desire to do so (Do &amp; Kurimoto, 2012). The interpersonal dimension of this dynamic -particularly </w:t>
-      </w:r>
-      <w:r>
-        <w:rPr>
-          <w:rFonts w:ascii="Times New Roman" w:hAnsi="Times New Roman" w:cs="Times New Roman"/>
-          <w:b/>
-          <w:bCs/>
-        </w:rPr>
-        <w:t xml:space="preserve">partner influence </w:t>
-      </w:r>
-      <w:r>
-        <w:rPr>
-          <w:rFonts w:ascii="Times New Roman" w:hAnsi="Times New Roman" w:cs="Times New Roman"/>
-        </w:rPr>
-        <w:t>plays a critical role in determining whether women can freely decide on family planning methods (Blackstone et al., 2017).</w:t>
+        <w:t xml:space="preserve">While existing research has examined binary outcomes whether a woman has decision-making power or </w:t>
+      </w:r>
+      <w:proofErr w:type="gramStart"/>
+      <w:r>
+        <w:rPr>
+          <w:rFonts w:ascii="Times New Roman" w:hAnsi="Times New Roman" w:cs="Times New Roman"/>
+        </w:rPr>
+        <w:t>not  fewer</w:t>
+      </w:r>
+      <w:proofErr w:type="gramEnd"/>
+      <w:r>
+        <w:rPr>
+          <w:rFonts w:ascii="Times New Roman" w:hAnsi="Times New Roman" w:cs="Times New Roman"/>
+        </w:rPr>
+        <w:t xml:space="preserve"> studies have examined the full spectrum of who makes family planning decisions: the woman alone, the husband alone, jointly, or another party. Understanding these distinctions is critical for designing targeted interventions, as joint decision-making and woman-alone decision-making represent fundamentally different autonomy profiles.</w:t>
       </w:r>
     </w:p>
     <w:p>
@@ -344,37 +510,21 @@
         <w:rPr>
           <w:rFonts w:ascii="Times New Roman" w:hAnsi="Times New Roman" w:cs="Times New Roman"/>
         </w:rPr>
-        <w:t>In Cameroon specifically, recent research using the 2018 DHS data found that over half (53%) of married women lacked household decision-making autonomy, a figure higher than the sub-Saharan African average of 44% across 27 countries (Amoak et al., 2025). Studies in urban and rural Cameroon consistently identify partner approval and intra-couple discussion about family planning as the two most significant factors associated with contraceptive use and unmet need (Ajong et al., 2016; Edietah et al., 2018).</w:t>
-      </w:r>
-    </w:p>
-    <w:p>
-      <w:pPr>
-        <w:spacing w:after="120"/>
-        <w:jc w:val="both"/>
-        <w:rPr>
-          <w:rFonts w:ascii="Times New Roman" w:hAnsi="Times New Roman" w:cs="Times New Roman"/>
-        </w:rPr>
-      </w:pPr>
-      <w:r>
-        <w:rPr>
-          <w:rFonts w:ascii="Times New Roman" w:hAnsi="Times New Roman" w:cs="Times New Roman"/>
-        </w:rPr>
-        <w:t>While existing research has examined binary outcomes whether a woman has decision-making power or not  fewer studies have examined the full spectrum of who makes family planning decisions: the woman alone, the husband alone, jointly, or another party. Understanding these distinctions is critical for designing targeted interventions, as joint decision-making and woman-alone decision-making represent fundamentally different autonomy profiles.</w:t>
-      </w:r>
-    </w:p>
-    <w:p>
-      <w:pPr>
-        <w:spacing w:after="120"/>
-        <w:jc w:val="both"/>
-        <w:rPr>
-          <w:rFonts w:ascii="Times New Roman" w:hAnsi="Times New Roman" w:cs="Times New Roman"/>
-        </w:rPr>
-      </w:pPr>
-      <w:r>
-        <w:rPr>
-          <w:rFonts w:ascii="Times New Roman" w:hAnsi="Times New Roman" w:cs="Times New Roman"/>
-        </w:rPr>
-        <w:t>This study addresses this gap by examining the factors associated with each category of decisional autonomy in family planning among married women in Cameroon, using the 2018 DHS-7 data. The selected variables were derived in accordance with the work of Demissie et al. (2022) dividing them into sociodemographic and reproductive characteristics. The findings contribute to the growing evidence base on women's reproductive autonomy in Central Africa and provide actionable insights for policy and programme design.</w:t>
+        <w:t xml:space="preserve">This study addresses this gap by examining the factors associated with each category of decisional autonomy in family planning among married women in Cameroon, using the 2018 DHS-7 data. The selected variables were derived in accordance with the work of Demissie et al. (2022) dividing them into sociodemographic and reproductive characteristics. The findings contribute to the growing evidence base on women's reproductive autonomy in Central Africa and provide actionable insights for policy and </w:t>
+      </w:r>
+      <w:proofErr w:type="spellStart"/>
+      <w:r>
+        <w:rPr>
+          <w:rFonts w:ascii="Times New Roman" w:hAnsi="Times New Roman" w:cs="Times New Roman"/>
+        </w:rPr>
+        <w:t>programme</w:t>
+      </w:r>
+      <w:proofErr w:type="spellEnd"/>
+      <w:r>
+        <w:rPr>
+          <w:rFonts w:ascii="Times New Roman" w:hAnsi="Times New Roman" w:cs="Times New Roman"/>
+        </w:rPr>
+        <w:t xml:space="preserve"> design.</w:t>
       </w:r>
     </w:p>
     <w:p>
@@ -462,7 +612,35 @@
         <w:rPr>
           <w:rFonts w:ascii="Times New Roman" w:hAnsi="Times New Roman" w:cs="Times New Roman"/>
         </w:rPr>
-        <w:t>To identify the independent factors associated with husband-only , joint decision-making , decision made by others compared to woman-alone decision-making, using multinomial logistic regression.</w:t>
+        <w:t>To identify the independent factors associated with husband-</w:t>
+      </w:r>
+      <w:proofErr w:type="gramStart"/>
+      <w:r>
+        <w:rPr>
+          <w:rFonts w:ascii="Times New Roman" w:hAnsi="Times New Roman" w:cs="Times New Roman"/>
+        </w:rPr>
+        <w:t>only ,</w:t>
+      </w:r>
+      <w:proofErr w:type="gramEnd"/>
+      <w:r>
+        <w:rPr>
+          <w:rFonts w:ascii="Times New Roman" w:hAnsi="Times New Roman" w:cs="Times New Roman"/>
+        </w:rPr>
+        <w:t xml:space="preserve"> joint decision-</w:t>
+      </w:r>
+      <w:proofErr w:type="gramStart"/>
+      <w:r>
+        <w:rPr>
+          <w:rFonts w:ascii="Times New Roman" w:hAnsi="Times New Roman" w:cs="Times New Roman"/>
+        </w:rPr>
+        <w:t>making ,</w:t>
+      </w:r>
+      <w:proofErr w:type="gramEnd"/>
+      <w:r>
+        <w:rPr>
+          <w:rFonts w:ascii="Times New Roman" w:hAnsi="Times New Roman" w:cs="Times New Roman"/>
+        </w:rPr>
+        <w:t xml:space="preserve"> decision made by others compared to woman-alone decision-making, using multinomial logistic regression.</w:t>
       </w:r>
     </w:p>
     <w:p>
@@ -516,7 +694,35 @@
         <w:rPr>
           <w:rFonts w:ascii="Times New Roman" w:hAnsi="Times New Roman" w:cs="Times New Roman"/>
         </w:rPr>
-        <w:t>This study used secondary data from the 2018 Cameroon Demographic and Health Survey (DHS-7), conducted by the Institut National de la Statistique du Cameroun with technical support from ICF International under the DHS Program. The DHS is a nationally representative, cross-sectional survey of households, women, and men aged 15-49 years, providing data on population, health, and nutrition indicators at national and regional levels. The survey employed a stratified two-stage cluster sampling design. Ethical approval for the original survey was granted by the ICF Institutional Review Board, and authorization to access the dataset was obtained from the DHS Program.</w:t>
+        <w:t xml:space="preserve">This study used secondary data from the 2018 Cameroon Demographic and Health Survey (DHS-7), conducted by the </w:t>
+      </w:r>
+      <w:proofErr w:type="spellStart"/>
+      <w:r>
+        <w:rPr>
+          <w:rFonts w:ascii="Times New Roman" w:hAnsi="Times New Roman" w:cs="Times New Roman"/>
+        </w:rPr>
+        <w:t>Institut</w:t>
+      </w:r>
+      <w:proofErr w:type="spellEnd"/>
+      <w:r>
+        <w:rPr>
+          <w:rFonts w:ascii="Times New Roman" w:hAnsi="Times New Roman" w:cs="Times New Roman"/>
+        </w:rPr>
+        <w:t xml:space="preserve"> National de la </w:t>
+      </w:r>
+      <w:proofErr w:type="spellStart"/>
+      <w:r>
+        <w:rPr>
+          <w:rFonts w:ascii="Times New Roman" w:hAnsi="Times New Roman" w:cs="Times New Roman"/>
+        </w:rPr>
+        <w:t>Statistique</w:t>
+      </w:r>
+      <w:proofErr w:type="spellEnd"/>
+      <w:r>
+        <w:rPr>
+          <w:rFonts w:ascii="Times New Roman" w:hAnsi="Times New Roman" w:cs="Times New Roman"/>
+        </w:rPr>
+        <w:t xml:space="preserve"> du Cameroun with technical support from ICF International under the DHS Program. The DHS is a nationally representative, cross-sectional survey of households, women, and men aged 15-49 years, providing data on population, health, and nutrition indicators at national and regional levels. The survey employed a stratified two-stage cluster sampling design. Ethical approval for the original survey was granted by the ICF Institutional Review Board, and authorization to access the dataset was obtained from the DHS Program.</w:t>
       </w:r>
     </w:p>
     <w:p>
@@ -550,7 +756,21 @@
         <w:rPr>
           <w:rFonts w:ascii="Times New Roman" w:hAnsi="Times New Roman" w:cs="Times New Roman"/>
         </w:rPr>
-        <w:t>The total DHS sample comprised 14,677 women aged 15-49. For the purposes of this analysis, the study was restricted to currently married or in-union women (V502 = 1) who were not pregnant at the time of the survey (V213 = 0), and were currently using a contraceptive method (V312 !=0) yielding an analytical sample of 1533 women. Pregnant women were excluded because the decision-making context for contraception differs substantially during pregnancy and also to adhere to the standard in the DHS7 guide.</w:t>
+        <w:t>The total DHS sample comprised 14,677 women aged 15-49. For the purposes of this analysis, the study was restricted to currently married or in-union women (V502 = 1) who were not pregnant at the time of the survey (V213 = 0), and were currently using a contraceptive method (V</w:t>
+      </w:r>
+      <w:proofErr w:type="gramStart"/>
+      <w:r>
+        <w:rPr>
+          <w:rFonts w:ascii="Times New Roman" w:hAnsi="Times New Roman" w:cs="Times New Roman"/>
+        </w:rPr>
+        <w:t>312 !</w:t>
+      </w:r>
+      <w:proofErr w:type="gramEnd"/>
+      <w:r>
+        <w:rPr>
+          <w:rFonts w:ascii="Times New Roman" w:hAnsi="Times New Roman" w:cs="Times New Roman"/>
+        </w:rPr>
+        <w:t>=0) yielding an analytical sample of 1533 women. Pregnant women were excluded because the decision-making context for contraception differs substantially during pregnancy and also to adhere to the standard in the DHS7 guide.</w:t>
       </w:r>
     </w:p>
     <w:p>
@@ -592,13 +812,43 @@
           <w:b/>
           <w:bCs/>
         </w:rPr>
-        <w:t>family planning decisional autonomy</w:t>
-      </w:r>
-      <w:r>
-        <w:rPr>
-          <w:rFonts w:ascii="Times New Roman" w:hAnsi="Times New Roman" w:cs="Times New Roman"/>
-        </w:rPr>
-        <w:t xml:space="preserve">  was constructed using the DHS-7 variable: V632, which captures who decided to use contraception (asked to current users: v312 != 0) The variable share the following response categories.</w:t>
+        <w:t xml:space="preserve">family planning decisional </w:t>
+      </w:r>
+      <w:proofErr w:type="gramStart"/>
+      <w:r>
+        <w:rPr>
+          <w:rFonts w:ascii="Times New Roman" w:hAnsi="Times New Roman" w:cs="Times New Roman"/>
+          <w:b/>
+          <w:bCs/>
+        </w:rPr>
+        <w:t>autonomy</w:t>
+      </w:r>
+      <w:r>
+        <w:rPr>
+          <w:rFonts w:ascii="Times New Roman" w:hAnsi="Times New Roman" w:cs="Times New Roman"/>
+        </w:rPr>
+        <w:t xml:space="preserve">  was</w:t>
+      </w:r>
+      <w:proofErr w:type="gramEnd"/>
+      <w:r>
+        <w:rPr>
+          <w:rFonts w:ascii="Times New Roman" w:hAnsi="Times New Roman" w:cs="Times New Roman"/>
+        </w:rPr>
+        <w:t xml:space="preserve"> constructed using the DHS-7 variable: V632, which captures who decided to use contraception (asked to current users: v</w:t>
+      </w:r>
+      <w:proofErr w:type="gramStart"/>
+      <w:r>
+        <w:rPr>
+          <w:rFonts w:ascii="Times New Roman" w:hAnsi="Times New Roman" w:cs="Times New Roman"/>
+        </w:rPr>
+        <w:t>312 !</w:t>
+      </w:r>
+      <w:proofErr w:type="gramEnd"/>
+      <w:r>
+        <w:rPr>
+          <w:rFonts w:ascii="Times New Roman" w:hAnsi="Times New Roman" w:cs="Times New Roman"/>
+        </w:rPr>
+        <w:t>= 0) The variable share the following response categories.</w:t>
       </w:r>
     </w:p>
     <w:p>
@@ -2366,7 +2616,23 @@
           <w:rFonts w:ascii="Times New Roman" w:hAnsi="Times New Roman" w:cs="Times New Roman"/>
           <w:i/>
         </w:rPr>
-        <w:t>Table 2. Independent variables selected and grouped based  on the UNFPA SDG 5.6.1 framework</w:t>
+        <w:t xml:space="preserve">Table 2. Independent variables selected and grouped </w:t>
+      </w:r>
+      <w:proofErr w:type="gramStart"/>
+      <w:r>
+        <w:rPr>
+          <w:rFonts w:ascii="Times New Roman" w:hAnsi="Times New Roman" w:cs="Times New Roman"/>
+          <w:i/>
+        </w:rPr>
+        <w:t>based  on</w:t>
+      </w:r>
+      <w:proofErr w:type="gramEnd"/>
+      <w:r>
+        <w:rPr>
+          <w:rFonts w:ascii="Times New Roman" w:hAnsi="Times New Roman" w:cs="Times New Roman"/>
+          <w:i/>
+        </w:rPr>
+        <w:t xml:space="preserve"> the UNFPA SDG 5.6.1 framework</w:t>
       </w:r>
     </w:p>
     <w:p>
@@ -2400,7 +2666,21 @@
         <w:rPr>
           <w:rFonts w:ascii="Times New Roman" w:hAnsi="Times New Roman" w:cs="Times New Roman"/>
         </w:rPr>
-        <w:t>Data analysis was conducted in Python 3.11 using the statsmodels and scikit-learn libraries, with sampling weights (v005/1,000,000) applied throughout to account for the complex survey design.</w:t>
+        <w:t xml:space="preserve">Data analysis was conducted in Python 3.11 using the </w:t>
+      </w:r>
+      <w:proofErr w:type="spellStart"/>
+      <w:r>
+        <w:rPr>
+          <w:rFonts w:ascii="Times New Roman" w:hAnsi="Times New Roman" w:cs="Times New Roman"/>
+        </w:rPr>
+        <w:t>statsmodels</w:t>
+      </w:r>
+      <w:proofErr w:type="spellEnd"/>
+      <w:r>
+        <w:rPr>
+          <w:rFonts w:ascii="Times New Roman" w:hAnsi="Times New Roman" w:cs="Times New Roman"/>
+        </w:rPr>
+        <w:t xml:space="preserve"> and scikit-learn libraries, with sampling weights (v005/1,000,000) applied throughout to account for the complex survey design.</w:t>
       </w:r>
       <w:r>
         <w:rPr>
@@ -2413,7 +2693,21 @@
           <w:rFonts w:ascii="Times New Roman" w:hAnsi="Times New Roman" w:cs="Times New Roman"/>
         </w:rPr>
         <w:br/>
-        <w:t xml:space="preserve">Three sequential analytical steps were conducted. First, descriptive statistics were computed as weighted frequency distributions for all variables. Second, bivariate analysis using Pearson's Chi-square test and Cramer's V was performed to assess unadjusted associations between each independent variable and the outcome. Variables with p-values less than 0.20 at the bivariate level were considered for inclusion in the multivariable model, consistent with standard practice in DHS-based research (Hosmer &amp; Lemeshow, 2000). </w:t>
+        <w:t xml:space="preserve">Three sequential analytical steps were conducted. First, descriptive statistics were computed as weighted frequency distributions for all variables. Second, bivariate analysis using Pearson's Chi-square test and Cramer's V was performed to assess unadjusted associations between each independent variable and the outcome. Variables with p-values less than 0.20 at the bivariate level were considered for inclusion in the multivariable model, consistent with standard practice in DHS-based research (Hosmer &amp; </w:t>
+      </w:r>
+      <w:proofErr w:type="spellStart"/>
+      <w:r>
+        <w:rPr>
+          <w:rFonts w:ascii="Times New Roman" w:hAnsi="Times New Roman" w:cs="Times New Roman"/>
+        </w:rPr>
+        <w:t>Lemeshow</w:t>
+      </w:r>
+      <w:proofErr w:type="spellEnd"/>
+      <w:r>
+        <w:rPr>
+          <w:rFonts w:ascii="Times New Roman" w:hAnsi="Times New Roman" w:cs="Times New Roman"/>
+        </w:rPr>
+        <w:t xml:space="preserve">, 2000). </w:t>
       </w:r>
       <w:r>
         <w:rPr>
@@ -5761,12 +6055,21 @@
                 <w:rFonts w:ascii="Times New Roman" w:hAnsi="Times New Roman" w:cs="Times New Roman"/>
               </w:rPr>
             </w:pPr>
-            <w:r>
-              <w:rPr>
-                <w:rFonts w:ascii="Times New Roman" w:hAnsi="Times New Roman" w:cs="Times New Roman"/>
-                <w:color w:val="000000"/>
-              </w:rPr>
-              <w:t>Dont Know</w:t>
+            <w:proofErr w:type="spellStart"/>
+            <w:r>
+              <w:rPr>
+                <w:rFonts w:ascii="Times New Roman" w:hAnsi="Times New Roman" w:cs="Times New Roman"/>
+                <w:color w:val="000000"/>
+              </w:rPr>
+              <w:t>Dont</w:t>
+            </w:r>
+            <w:proofErr w:type="spellEnd"/>
+            <w:r>
+              <w:rPr>
+                <w:rFonts w:ascii="Times New Roman" w:hAnsi="Times New Roman" w:cs="Times New Roman"/>
+                <w:color w:val="000000"/>
+              </w:rPr>
+              <w:t xml:space="preserve"> Know</w:t>
             </w:r>
           </w:p>
         </w:tc>
@@ -6042,12 +6345,21 @@
                 <w:rFonts w:ascii="Times New Roman" w:hAnsi="Times New Roman" w:cs="Times New Roman"/>
               </w:rPr>
             </w:pPr>
-            <w:r>
-              <w:rPr>
-                <w:rFonts w:ascii="Times New Roman" w:hAnsi="Times New Roman" w:cs="Times New Roman"/>
-                <w:color w:val="000000"/>
-              </w:rPr>
-              <w:t>Dont Know</w:t>
+            <w:proofErr w:type="spellStart"/>
+            <w:r>
+              <w:rPr>
+                <w:rFonts w:ascii="Times New Roman" w:hAnsi="Times New Roman" w:cs="Times New Roman"/>
+                <w:color w:val="000000"/>
+              </w:rPr>
+              <w:t>Dont</w:t>
+            </w:r>
+            <w:proofErr w:type="spellEnd"/>
+            <w:r>
+              <w:rPr>
+                <w:rFonts w:ascii="Times New Roman" w:hAnsi="Times New Roman" w:cs="Times New Roman"/>
+                <w:color w:val="000000"/>
+              </w:rPr>
+              <w:t xml:space="preserve"> Know</w:t>
             </w:r>
           </w:p>
         </w:tc>
@@ -6432,12 +6744,21 @@
                 <w:rFonts w:ascii="Times New Roman" w:hAnsi="Times New Roman" w:cs="Times New Roman"/>
               </w:rPr>
             </w:pPr>
-            <w:r>
-              <w:rPr>
-                <w:rFonts w:ascii="Times New Roman" w:hAnsi="Times New Roman" w:cs="Times New Roman"/>
-                <w:color w:val="000000"/>
-              </w:rPr>
-              <w:t>Dont Know</w:t>
+            <w:proofErr w:type="spellStart"/>
+            <w:r>
+              <w:rPr>
+                <w:rFonts w:ascii="Times New Roman" w:hAnsi="Times New Roman" w:cs="Times New Roman"/>
+                <w:color w:val="000000"/>
+              </w:rPr>
+              <w:t>Dont</w:t>
+            </w:r>
+            <w:proofErr w:type="spellEnd"/>
+            <w:r>
+              <w:rPr>
+                <w:rFonts w:ascii="Times New Roman" w:hAnsi="Times New Roman" w:cs="Times New Roman"/>
+                <w:color w:val="000000"/>
+              </w:rPr>
+              <w:t xml:space="preserve"> Know</w:t>
             </w:r>
           </w:p>
         </w:tc>
@@ -7760,7 +8081,23 @@
                 <w:rFonts w:ascii="Times New Roman" w:hAnsi="Times New Roman" w:cs="Times New Roman"/>
                 <w:color w:val="000000"/>
               </w:rPr>
-              <w:t>Centre (without Yaounde)</w:t>
+              <w:t xml:space="preserve">Centre (without </w:t>
+            </w:r>
+            <w:proofErr w:type="spellStart"/>
+            <w:r>
+              <w:rPr>
+                <w:rFonts w:ascii="Times New Roman" w:hAnsi="Times New Roman" w:cs="Times New Roman"/>
+                <w:color w:val="000000"/>
+              </w:rPr>
+              <w:t>Yaounde</w:t>
+            </w:r>
+            <w:proofErr w:type="spellEnd"/>
+            <w:r>
+              <w:rPr>
+                <w:rFonts w:ascii="Times New Roman" w:hAnsi="Times New Roman" w:cs="Times New Roman"/>
+                <w:color w:val="000000"/>
+              </w:rPr>
+              <w:t>)</w:t>
             </w:r>
           </w:p>
         </w:tc>
@@ -8554,6 +8891,7 @@
                 <w:color w:val="000000"/>
               </w:rPr>
             </w:pPr>
+            <w:proofErr w:type="spellStart"/>
             <w:r>
               <w:rPr>
                 <w:rFonts w:ascii="Times New Roman" w:hAnsi="Times New Roman" w:cs="Times New Roman"/>
@@ -8561,6 +8899,7 @@
               </w:rPr>
               <w:t>Yaounde</w:t>
             </w:r>
+            <w:proofErr w:type="spellEnd"/>
           </w:p>
         </w:tc>
         <w:tc>
@@ -9574,7 +9913,21 @@
           <w:rFonts w:ascii="Times New Roman" w:hAnsi="Times New Roman" w:cs="Times New Roman"/>
         </w:rPr>
         <w:lastRenderedPageBreak/>
-        <w:t>(5.9%). The majority of women were currently working (73.9%), with near-universal employment among partners (98.1%). The wealth distribution was relatively even across quintiles with a very low proportion at the poorest quintile (5.9%). Most women were formally married (66.3%), with 33.7% in cohabitation and .Among reproductive characteristics, the majority of women had 3-5 living children (48.6%)</w:t>
+        <w:t xml:space="preserve">(5.9%). The majority of women were currently working (73.9%), with near-universal employment among partners (98.1%). The wealth distribution was relatively even across quintiles with a very low proportion at the poorest quintile (5.9%). Most women were formally married (66.3%), with 33.7% in cohabitation </w:t>
+      </w:r>
+      <w:proofErr w:type="gramStart"/>
+      <w:r>
+        <w:rPr>
+          <w:rFonts w:ascii="Times New Roman" w:hAnsi="Times New Roman" w:cs="Times New Roman"/>
+        </w:rPr>
+        <w:t>and .Among</w:t>
+      </w:r>
+      <w:proofErr w:type="gramEnd"/>
+      <w:r>
+        <w:rPr>
+          <w:rFonts w:ascii="Times New Roman" w:hAnsi="Times New Roman" w:cs="Times New Roman"/>
+        </w:rPr>
+        <w:t xml:space="preserve"> reproductive characteristics, the majority of women had 3-5 living children (48.6%)</w:t>
       </w:r>
     </w:p>
     <w:p>
@@ -10098,6 +10451,7 @@
                 <w:lang w:val="en-CM" w:eastAsia="en-CM"/>
               </w:rPr>
             </w:pPr>
+            <w:proofErr w:type="spellStart"/>
             <w:r>
               <w:rPr>
                 <w:rFonts w:ascii="Times New Roman" w:eastAsia="Times New Roman" w:hAnsi="Times New Roman" w:cs="Times New Roman"/>
@@ -10106,6 +10460,7 @@
               </w:rPr>
               <w:t>df</w:t>
             </w:r>
+            <w:proofErr w:type="spellEnd"/>
           </w:p>
         </w:tc>
         <w:tc>
@@ -13693,7 +14048,23 @@
                 <w:rFonts w:ascii="Times New Roman" w:eastAsia="Times New Roman" w:hAnsi="Times New Roman" w:cs="Times New Roman"/>
                 <w:lang w:val="en-CM" w:eastAsia="en-CM"/>
               </w:rPr>
-              <w:t>Model III (Individual+Community)</w:t>
+              <w:t>Model III (</w:t>
+            </w:r>
+            <w:proofErr w:type="spellStart"/>
+            <w:r>
+              <w:rPr>
+                <w:rFonts w:ascii="Times New Roman" w:eastAsia="Times New Roman" w:hAnsi="Times New Roman" w:cs="Times New Roman"/>
+                <w:lang w:val="en-CM" w:eastAsia="en-CM"/>
+              </w:rPr>
+              <w:t>Individual+Community</w:t>
+            </w:r>
+            <w:proofErr w:type="spellEnd"/>
+            <w:r>
+              <w:rPr>
+                <w:rFonts w:ascii="Times New Roman" w:eastAsia="Times New Roman" w:hAnsi="Times New Roman" w:cs="Times New Roman"/>
+                <w:lang w:val="en-CM" w:eastAsia="en-CM"/>
+              </w:rPr>
+              <w:t>)</w:t>
             </w:r>
           </w:p>
         </w:tc>
@@ -14503,7 +14874,25 @@
           <w:i/>
           <w:iCs/>
         </w:rPr>
-        <w:t>Table 6 : comparison of models and result of random effect analysis</w:t>
+        <w:t xml:space="preserve">Table </w:t>
+      </w:r>
+      <w:proofErr w:type="gramStart"/>
+      <w:r>
+        <w:rPr>
+          <w:rFonts w:ascii="Times New Roman" w:hAnsi="Times New Roman" w:cs="Times New Roman"/>
+          <w:i/>
+          <w:iCs/>
+        </w:rPr>
+        <w:t>6 :</w:t>
+      </w:r>
+      <w:proofErr w:type="gramEnd"/>
+      <w:r>
+        <w:rPr>
+          <w:rFonts w:ascii="Times New Roman" w:hAnsi="Times New Roman" w:cs="Times New Roman"/>
+          <w:i/>
+          <w:iCs/>
+        </w:rPr>
+        <w:t xml:space="preserve"> comparison of models and result of random effect analysis</w:t>
       </w:r>
     </w:p>
     <w:p>
@@ -14592,12 +14981,14 @@
         </w:rPr>
         <w:t>2836.555</w:t>
       </w:r>
+      <w:proofErr w:type="gramStart"/>
       <w:r>
         <w:rPr>
           <w:rFonts w:ascii="Times New Roman" w:hAnsi="Times New Roman" w:cs="Times New Roman"/>
         </w:rPr>
         <w:t>) .</w:t>
       </w:r>
+      <w:proofErr w:type="gramEnd"/>
     </w:p>
     <w:p>
       <w:pPr>
@@ -15288,7 +15679,23 @@
                 <w:rFonts w:ascii="Times New Roman" w:hAnsi="Times New Roman" w:cs="Times New Roman"/>
                 <w:color w:val="000000"/>
               </w:rPr>
-              <w:t>2.758 (1.284–5.923)**</w:t>
+              <w:t>2.758 (1.284–5.</w:t>
+            </w:r>
+            <w:proofErr w:type="gramStart"/>
+            <w:r>
+              <w:rPr>
+                <w:rFonts w:ascii="Times New Roman" w:hAnsi="Times New Roman" w:cs="Times New Roman"/>
+                <w:color w:val="000000"/>
+              </w:rPr>
+              <w:t>923)*</w:t>
+            </w:r>
+            <w:proofErr w:type="gramEnd"/>
+            <w:r>
+              <w:rPr>
+                <w:rFonts w:ascii="Times New Roman" w:hAnsi="Times New Roman" w:cs="Times New Roman"/>
+                <w:color w:val="000000"/>
+              </w:rPr>
+              <w:t>*</w:t>
             </w:r>
           </w:p>
         </w:tc>
@@ -15367,8 +15774,17 @@
                 <w:rFonts w:ascii="Times New Roman" w:hAnsi="Times New Roman" w:cs="Times New Roman"/>
                 <w:color w:val="000000"/>
               </w:rPr>
-              <w:t>2.584 (1.199–5.570)*</w:t>
-            </w:r>
+              <w:t>2.584 (1.199–5.</w:t>
+            </w:r>
+            <w:proofErr w:type="gramStart"/>
+            <w:r>
+              <w:rPr>
+                <w:rFonts w:ascii="Times New Roman" w:hAnsi="Times New Roman" w:cs="Times New Roman"/>
+                <w:color w:val="000000"/>
+              </w:rPr>
+              <w:t>570)*</w:t>
+            </w:r>
+            <w:proofErr w:type="gramEnd"/>
           </w:p>
         </w:tc>
       </w:tr>
@@ -15443,8 +15859,17 @@
                 <w:rFonts w:ascii="Times New Roman" w:hAnsi="Times New Roman" w:cs="Times New Roman"/>
                 <w:color w:val="000000"/>
               </w:rPr>
-              <w:t>2.904 (1.214–6.945)*</w:t>
-            </w:r>
+              <w:t>2.904 (1.214–6.</w:t>
+            </w:r>
+            <w:proofErr w:type="gramStart"/>
+            <w:r>
+              <w:rPr>
+                <w:rFonts w:ascii="Times New Roman" w:hAnsi="Times New Roman" w:cs="Times New Roman"/>
+                <w:color w:val="000000"/>
+              </w:rPr>
+              <w:t>945)*</w:t>
+            </w:r>
+            <w:proofErr w:type="gramEnd"/>
           </w:p>
         </w:tc>
       </w:tr>
@@ -15661,8 +16086,17 @@
                 <w:rFonts w:ascii="Times New Roman" w:hAnsi="Times New Roman" w:cs="Times New Roman"/>
                 <w:color w:val="000000"/>
               </w:rPr>
-              <w:t>0.486 (0.239–0.988)*</w:t>
-            </w:r>
+              <w:t>0.486 (0.239–0.</w:t>
+            </w:r>
+            <w:proofErr w:type="gramStart"/>
+            <w:r>
+              <w:rPr>
+                <w:rFonts w:ascii="Times New Roman" w:hAnsi="Times New Roman" w:cs="Times New Roman"/>
+                <w:color w:val="000000"/>
+              </w:rPr>
+              <w:t>988)*</w:t>
+            </w:r>
+            <w:proofErr w:type="gramEnd"/>
           </w:p>
         </w:tc>
       </w:tr>
@@ -15712,8 +16146,17 @@
                 <w:rFonts w:ascii="Times New Roman" w:hAnsi="Times New Roman" w:cs="Times New Roman"/>
                 <w:color w:val="000000"/>
               </w:rPr>
-              <w:t>0.357 (0.150–0.846)*</w:t>
-            </w:r>
+              <w:t>0.357 (0.150–0.</w:t>
+            </w:r>
+            <w:proofErr w:type="gramStart"/>
+            <w:r>
+              <w:rPr>
+                <w:rFonts w:ascii="Times New Roman" w:hAnsi="Times New Roman" w:cs="Times New Roman"/>
+                <w:color w:val="000000"/>
+              </w:rPr>
+              <w:t>846)*</w:t>
+            </w:r>
+            <w:proofErr w:type="gramEnd"/>
           </w:p>
         </w:tc>
         <w:tc>
@@ -15867,8 +16310,17 @@
                 <w:rFonts w:ascii="Times New Roman" w:hAnsi="Times New Roman" w:cs="Times New Roman"/>
                 <w:color w:val="000000"/>
               </w:rPr>
-              <w:t>0.343 (0.126–0.935)*</w:t>
-            </w:r>
+              <w:t>0.343 (0.126–0.</w:t>
+            </w:r>
+            <w:proofErr w:type="gramStart"/>
+            <w:r>
+              <w:rPr>
+                <w:rFonts w:ascii="Times New Roman" w:hAnsi="Times New Roman" w:cs="Times New Roman"/>
+                <w:color w:val="000000"/>
+              </w:rPr>
+              <w:t>935)*</w:t>
+            </w:r>
+            <w:proofErr w:type="gramEnd"/>
           </w:p>
         </w:tc>
         <w:tc>
@@ -15946,8 +16398,17 @@
                 <w:rFonts w:ascii="Times New Roman" w:hAnsi="Times New Roman" w:cs="Times New Roman"/>
                 <w:color w:val="000000"/>
               </w:rPr>
-              <w:t>0.321 (0.104–0.991)*</w:t>
-            </w:r>
+              <w:t>0.321 (0.104–0.</w:t>
+            </w:r>
+            <w:proofErr w:type="gramStart"/>
+            <w:r>
+              <w:rPr>
+                <w:rFonts w:ascii="Times New Roman" w:hAnsi="Times New Roman" w:cs="Times New Roman"/>
+                <w:color w:val="000000"/>
+              </w:rPr>
+              <w:t>991)*</w:t>
+            </w:r>
+            <w:proofErr w:type="gramEnd"/>
           </w:p>
         </w:tc>
         <w:tc>
@@ -16265,8 +16726,17 @@
                 <w:rFonts w:ascii="Times New Roman" w:hAnsi="Times New Roman" w:cs="Times New Roman"/>
                 <w:lang w:val="en-CM"/>
               </w:rPr>
-              <w:t>1.262 (1.017–1.566)*</w:t>
-            </w:r>
+              <w:t>1.262 (1.017–1.</w:t>
+            </w:r>
+            <w:proofErr w:type="gramStart"/>
+            <w:r>
+              <w:rPr>
+                <w:rFonts w:ascii="Times New Roman" w:hAnsi="Times New Roman" w:cs="Times New Roman"/>
+                <w:lang w:val="en-CM"/>
+              </w:rPr>
+              <w:t>566)*</w:t>
+            </w:r>
+            <w:proofErr w:type="gramEnd"/>
           </w:p>
         </w:tc>
       </w:tr>
@@ -16928,8 +17398,17 @@
                 <w:rFonts w:ascii="Times New Roman" w:hAnsi="Times New Roman" w:cs="Times New Roman"/>
                 <w:color w:val="000000"/>
               </w:rPr>
-              <w:t>0.612 (0.391–0.958)*</w:t>
-            </w:r>
+              <w:t>0.612 (0.391–0.</w:t>
+            </w:r>
+            <w:proofErr w:type="gramStart"/>
+            <w:r>
+              <w:rPr>
+                <w:rFonts w:ascii="Times New Roman" w:hAnsi="Times New Roman" w:cs="Times New Roman"/>
+                <w:color w:val="000000"/>
+              </w:rPr>
+              <w:t>958)*</w:t>
+            </w:r>
+            <w:proofErr w:type="gramEnd"/>
           </w:p>
         </w:tc>
         <w:tc>
@@ -16951,7 +17430,23 @@
                 <w:rFonts w:ascii="Times New Roman" w:hAnsi="Times New Roman" w:cs="Times New Roman"/>
                 <w:color w:val="000000"/>
               </w:rPr>
-              <w:t>0.638 (0.458–0.889)**</w:t>
+              <w:t>0.638 (0.458–0.</w:t>
+            </w:r>
+            <w:proofErr w:type="gramStart"/>
+            <w:r>
+              <w:rPr>
+                <w:rFonts w:ascii="Times New Roman" w:hAnsi="Times New Roman" w:cs="Times New Roman"/>
+                <w:color w:val="000000"/>
+              </w:rPr>
+              <w:t>889)*</w:t>
+            </w:r>
+            <w:proofErr w:type="gramEnd"/>
+            <w:r>
+              <w:rPr>
+                <w:rFonts w:ascii="Times New Roman" w:hAnsi="Times New Roman" w:cs="Times New Roman"/>
+                <w:color w:val="000000"/>
+              </w:rPr>
+              <w:t>*</w:t>
             </w:r>
           </w:p>
         </w:tc>
@@ -17097,7 +17592,23 @@
                 <w:rFonts w:ascii="Times New Roman" w:hAnsi="Times New Roman" w:cs="Times New Roman"/>
                 <w:color w:val="000000"/>
               </w:rPr>
-              <w:t>0.382 (0.250–0.584)****</w:t>
+              <w:t>0.382 (0.250–0.</w:t>
+            </w:r>
+            <w:proofErr w:type="gramStart"/>
+            <w:r>
+              <w:rPr>
+                <w:rFonts w:ascii="Times New Roman" w:hAnsi="Times New Roman" w:cs="Times New Roman"/>
+                <w:color w:val="000000"/>
+              </w:rPr>
+              <w:t>584)*</w:t>
+            </w:r>
+            <w:proofErr w:type="gramEnd"/>
+            <w:r>
+              <w:rPr>
+                <w:rFonts w:ascii="Times New Roman" w:hAnsi="Times New Roman" w:cs="Times New Roman"/>
+                <w:color w:val="000000"/>
+              </w:rPr>
+              <w:t>***</w:t>
             </w:r>
           </w:p>
         </w:tc>
@@ -17174,7 +17685,23 @@
                 <w:rFonts w:ascii="Times New Roman" w:hAnsi="Times New Roman" w:cs="Times New Roman"/>
                 <w:lang w:val="en-CM"/>
               </w:rPr>
-              <w:t>Wants Same(Ref)</w:t>
+              <w:t xml:space="preserve">Wants </w:t>
+            </w:r>
+            <w:proofErr w:type="gramStart"/>
+            <w:r>
+              <w:rPr>
+                <w:rFonts w:ascii="Times New Roman" w:hAnsi="Times New Roman" w:cs="Times New Roman"/>
+                <w:lang w:val="en-CM"/>
+              </w:rPr>
+              <w:t>Same(</w:t>
+            </w:r>
+            <w:proofErr w:type="gramEnd"/>
+            <w:r>
+              <w:rPr>
+                <w:rFonts w:ascii="Times New Roman" w:hAnsi="Times New Roman" w:cs="Times New Roman"/>
+                <w:lang w:val="en-CM"/>
+              </w:rPr>
+              <w:t>Ref)</w:t>
             </w:r>
           </w:p>
         </w:tc>
@@ -17296,7 +17823,23 @@
                 <w:rFonts w:ascii="Times New Roman" w:hAnsi="Times New Roman" w:cs="Times New Roman"/>
                 <w:color w:val="000000"/>
               </w:rPr>
-              <w:t>0.333 (0.244–0.456)***</w:t>
+              <w:t>0.333 (0.244–0.</w:t>
+            </w:r>
+            <w:proofErr w:type="gramStart"/>
+            <w:r>
+              <w:rPr>
+                <w:rFonts w:ascii="Times New Roman" w:hAnsi="Times New Roman" w:cs="Times New Roman"/>
+                <w:color w:val="000000"/>
+              </w:rPr>
+              <w:t>456)*</w:t>
+            </w:r>
+            <w:proofErr w:type="gramEnd"/>
+            <w:r>
+              <w:rPr>
+                <w:rFonts w:ascii="Times New Roman" w:hAnsi="Times New Roman" w:cs="Times New Roman"/>
+                <w:color w:val="000000"/>
+              </w:rPr>
+              <w:t>**</w:t>
             </w:r>
           </w:p>
         </w:tc>
@@ -17392,12 +17935,21 @@
                 <w:lang w:val="en-CM"/>
               </w:rPr>
             </w:pPr>
-            <w:r>
-              <w:rPr>
-                <w:rFonts w:ascii="Times New Roman" w:hAnsi="Times New Roman" w:cs="Times New Roman"/>
-                <w:lang w:val="en-CM"/>
-              </w:rPr>
-              <w:t>Dont’t Know</w:t>
+            <w:proofErr w:type="spellStart"/>
+            <w:r>
+              <w:rPr>
+                <w:rFonts w:ascii="Times New Roman" w:hAnsi="Times New Roman" w:cs="Times New Roman"/>
+                <w:lang w:val="en-CM"/>
+              </w:rPr>
+              <w:t>Dont’t</w:t>
+            </w:r>
+            <w:proofErr w:type="spellEnd"/>
+            <w:r>
+              <w:rPr>
+                <w:rFonts w:ascii="Times New Roman" w:hAnsi="Times New Roman" w:cs="Times New Roman"/>
+                <w:lang w:val="en-CM"/>
+              </w:rPr>
+              <w:t xml:space="preserve"> Know</w:t>
             </w:r>
           </w:p>
         </w:tc>
@@ -17421,8 +17973,17 @@
                 <w:rFonts w:ascii="Times New Roman" w:hAnsi="Times New Roman" w:cs="Times New Roman"/>
                 <w:color w:val="000000"/>
               </w:rPr>
-              <w:t>0.535 (0.320–0.894)*</w:t>
-            </w:r>
+              <w:t>0.535 (0.320–0.</w:t>
+            </w:r>
+            <w:proofErr w:type="gramStart"/>
+            <w:r>
+              <w:rPr>
+                <w:rFonts w:ascii="Times New Roman" w:hAnsi="Times New Roman" w:cs="Times New Roman"/>
+                <w:color w:val="000000"/>
+              </w:rPr>
+              <w:t>894)*</w:t>
+            </w:r>
+            <w:proofErr w:type="gramEnd"/>
           </w:p>
         </w:tc>
         <w:tc>
@@ -17445,7 +18006,23 @@
                 <w:rFonts w:ascii="Times New Roman" w:hAnsi="Times New Roman" w:cs="Times New Roman"/>
                 <w:color w:val="000000"/>
               </w:rPr>
-              <w:t>0.383 (0.267–0.551)***</w:t>
+              <w:t>0.383 (0.267–0.</w:t>
+            </w:r>
+            <w:proofErr w:type="gramStart"/>
+            <w:r>
+              <w:rPr>
+                <w:rFonts w:ascii="Times New Roman" w:hAnsi="Times New Roman" w:cs="Times New Roman"/>
+                <w:color w:val="000000"/>
+              </w:rPr>
+              <w:t>551)*</w:t>
+            </w:r>
+            <w:proofErr w:type="gramEnd"/>
+            <w:r>
+              <w:rPr>
+                <w:rFonts w:ascii="Times New Roman" w:hAnsi="Times New Roman" w:cs="Times New Roman"/>
+                <w:color w:val="000000"/>
+              </w:rPr>
+              <w:t>**</w:t>
             </w:r>
           </w:p>
         </w:tc>
@@ -17465,12 +18042,21 @@
                 <w:lang w:val="en-CM"/>
               </w:rPr>
             </w:pPr>
-            <w:r>
-              <w:rPr>
-                <w:rFonts w:ascii="Times New Roman" w:hAnsi="Times New Roman" w:cs="Times New Roman"/>
-                <w:lang w:val="en-CM"/>
-              </w:rPr>
-              <w:t>Antinatal visit group</w:t>
+            <w:proofErr w:type="spellStart"/>
+            <w:r>
+              <w:rPr>
+                <w:rFonts w:ascii="Times New Roman" w:hAnsi="Times New Roman" w:cs="Times New Roman"/>
+                <w:lang w:val="en-CM"/>
+              </w:rPr>
+              <w:t>Antinatal</w:t>
+            </w:r>
+            <w:proofErr w:type="spellEnd"/>
+            <w:r>
+              <w:rPr>
+                <w:rFonts w:ascii="Times New Roman" w:hAnsi="Times New Roman" w:cs="Times New Roman"/>
+                <w:lang w:val="en-CM"/>
+              </w:rPr>
+              <w:t xml:space="preserve"> visit group</w:t>
             </w:r>
           </w:p>
         </w:tc>
@@ -17644,8 +18230,17 @@
                 <w:rFonts w:ascii="Times New Roman" w:hAnsi="Times New Roman" w:cs="Times New Roman"/>
                 <w:color w:val="000000"/>
               </w:rPr>
-              <w:t>3.216 (1.285–8.047)*</w:t>
-            </w:r>
+              <w:t>3.216 (1.285–8.</w:t>
+            </w:r>
+            <w:proofErr w:type="gramStart"/>
+            <w:r>
+              <w:rPr>
+                <w:rFonts w:ascii="Times New Roman" w:hAnsi="Times New Roman" w:cs="Times New Roman"/>
+                <w:color w:val="000000"/>
+              </w:rPr>
+              <w:t>047)*</w:t>
+            </w:r>
+            <w:proofErr w:type="gramEnd"/>
           </w:p>
         </w:tc>
         <w:tc>
@@ -17905,7 +18500,23 @@
                 <w:rFonts w:ascii="Times New Roman" w:hAnsi="Times New Roman" w:cs="Times New Roman"/>
                 <w:lang w:val="en-CM"/>
               </w:rPr>
-              <w:t>Wants More(Ref)</w:t>
+              <w:t xml:space="preserve">Wants </w:t>
+            </w:r>
+            <w:proofErr w:type="gramStart"/>
+            <w:r>
+              <w:rPr>
+                <w:rFonts w:ascii="Times New Roman" w:hAnsi="Times New Roman" w:cs="Times New Roman"/>
+                <w:lang w:val="en-CM"/>
+              </w:rPr>
+              <w:t>More(</w:t>
+            </w:r>
+            <w:proofErr w:type="gramEnd"/>
+            <w:r>
+              <w:rPr>
+                <w:rFonts w:ascii="Times New Roman" w:hAnsi="Times New Roman" w:cs="Times New Roman"/>
+                <w:lang w:val="en-CM"/>
+              </w:rPr>
+              <w:t>Ref)</w:t>
             </w:r>
           </w:p>
         </w:tc>
@@ -18100,7 +18711,23 @@
                 <w:rFonts w:ascii="Times New Roman" w:hAnsi="Times New Roman" w:cs="Times New Roman"/>
                 <w:color w:val="000000"/>
               </w:rPr>
-              <w:t>0.232 (0.077–0.701)**</w:t>
+              <w:t>0.232 (0.077–0.</w:t>
+            </w:r>
+            <w:proofErr w:type="gramStart"/>
+            <w:r>
+              <w:rPr>
+                <w:rFonts w:ascii="Times New Roman" w:hAnsi="Times New Roman" w:cs="Times New Roman"/>
+                <w:color w:val="000000"/>
+              </w:rPr>
+              <w:t>701)*</w:t>
+            </w:r>
+            <w:proofErr w:type="gramEnd"/>
+            <w:r>
+              <w:rPr>
+                <w:rFonts w:ascii="Times New Roman" w:hAnsi="Times New Roman" w:cs="Times New Roman"/>
+                <w:color w:val="000000"/>
+              </w:rPr>
+              <w:t>*</w:t>
             </w:r>
           </w:p>
         </w:tc>
@@ -18333,7 +18960,23 @@
                 <w:rFonts w:ascii="Times New Roman" w:hAnsi="Times New Roman" w:cs="Times New Roman"/>
                 <w:lang w:val="en-CM"/>
               </w:rPr>
-              <w:t>1.257 (1.065–1.484)**</w:t>
+              <w:t>1.257 (1.065–1.</w:t>
+            </w:r>
+            <w:proofErr w:type="gramStart"/>
+            <w:r>
+              <w:rPr>
+                <w:rFonts w:ascii="Times New Roman" w:hAnsi="Times New Roman" w:cs="Times New Roman"/>
+                <w:lang w:val="en-CM"/>
+              </w:rPr>
+              <w:t>484)*</w:t>
+            </w:r>
+            <w:proofErr w:type="gramEnd"/>
+            <w:r>
+              <w:rPr>
+                <w:rFonts w:ascii="Times New Roman" w:hAnsi="Times New Roman" w:cs="Times New Roman"/>
+                <w:lang w:val="en-CM"/>
+              </w:rPr>
+              <w:t>*</w:t>
             </w:r>
           </w:p>
         </w:tc>
@@ -18609,7 +19252,23 @@
                 <w:rFonts w:ascii="Times New Roman" w:hAnsi="Times New Roman" w:cs="Times New Roman"/>
                 <w:lang w:val="en-CM"/>
               </w:rPr>
-              <w:t>0.781 (0.649–0.939)**</w:t>
+              <w:t>0.781 (0.649–0.</w:t>
+            </w:r>
+            <w:proofErr w:type="gramStart"/>
+            <w:r>
+              <w:rPr>
+                <w:rFonts w:ascii="Times New Roman" w:hAnsi="Times New Roman" w:cs="Times New Roman"/>
+                <w:lang w:val="en-CM"/>
+              </w:rPr>
+              <w:t>939)*</w:t>
+            </w:r>
+            <w:proofErr w:type="gramEnd"/>
+            <w:r>
+              <w:rPr>
+                <w:rFonts w:ascii="Times New Roman" w:hAnsi="Times New Roman" w:cs="Times New Roman"/>
+                <w:lang w:val="en-CM"/>
+              </w:rPr>
+              <w:t>*</w:t>
             </w:r>
           </w:p>
         </w:tc>
@@ -18634,8 +19293,17 @@
                 <w:rFonts w:ascii="Times New Roman" w:hAnsi="Times New Roman" w:cs="Times New Roman"/>
                 <w:color w:val="000000"/>
               </w:rPr>
-              <w:t>0.685 (0.470–0.998)*</w:t>
-            </w:r>
+              <w:t>0.685 (0.470–0.</w:t>
+            </w:r>
+            <w:proofErr w:type="gramStart"/>
+            <w:r>
+              <w:rPr>
+                <w:rFonts w:ascii="Times New Roman" w:hAnsi="Times New Roman" w:cs="Times New Roman"/>
+                <w:color w:val="000000"/>
+              </w:rPr>
+              <w:t>998)*</w:t>
+            </w:r>
+            <w:proofErr w:type="gramEnd"/>
           </w:p>
         </w:tc>
       </w:tr>
@@ -18853,8 +19521,17 @@
                 <w:rFonts w:ascii="Times New Roman" w:hAnsi="Times New Roman" w:cs="Times New Roman"/>
                 <w:color w:val="000000"/>
               </w:rPr>
-              <w:t>2.995 (1.272–7.050)*</w:t>
-            </w:r>
+              <w:t>2.995 (1.272–7.</w:t>
+            </w:r>
+            <w:proofErr w:type="gramStart"/>
+            <w:r>
+              <w:rPr>
+                <w:rFonts w:ascii="Times New Roman" w:hAnsi="Times New Roman" w:cs="Times New Roman"/>
+                <w:color w:val="000000"/>
+              </w:rPr>
+              <w:t>050)*</w:t>
+            </w:r>
+            <w:proofErr w:type="gramEnd"/>
           </w:p>
         </w:tc>
       </w:tr>
@@ -18929,8 +19606,17 @@
                 <w:rFonts w:ascii="Times New Roman" w:hAnsi="Times New Roman" w:cs="Times New Roman"/>
                 <w:color w:val="000000"/>
               </w:rPr>
-              <w:t>2.760 (1.154–6.599)*</w:t>
-            </w:r>
+              <w:t>2.760 (1.154–6.</w:t>
+            </w:r>
+            <w:proofErr w:type="gramStart"/>
+            <w:r>
+              <w:rPr>
+                <w:rFonts w:ascii="Times New Roman" w:hAnsi="Times New Roman" w:cs="Times New Roman"/>
+                <w:color w:val="000000"/>
+              </w:rPr>
+              <w:t>599)*</w:t>
+            </w:r>
+            <w:proofErr w:type="gramEnd"/>
           </w:p>
         </w:tc>
       </w:tr>
@@ -19215,8 +19901,17 @@
                 <w:rFonts w:ascii="Times New Roman" w:hAnsi="Times New Roman" w:cs="Times New Roman"/>
                 <w:color w:val="000000"/>
               </w:rPr>
-              <w:t>4.005 (1.254–12.787)*</w:t>
-            </w:r>
+              <w:t>4.005 (1.254–12.</w:t>
+            </w:r>
+            <w:proofErr w:type="gramStart"/>
+            <w:r>
+              <w:rPr>
+                <w:rFonts w:ascii="Times New Roman" w:hAnsi="Times New Roman" w:cs="Times New Roman"/>
+                <w:color w:val="000000"/>
+              </w:rPr>
+              <w:t>787)*</w:t>
+            </w:r>
+            <w:proofErr w:type="gramEnd"/>
           </w:p>
         </w:tc>
         <w:tc>
@@ -19294,8 +19989,17 @@
                 <w:rFonts w:ascii="Times New Roman" w:hAnsi="Times New Roman" w:cs="Times New Roman"/>
                 <w:color w:val="000000"/>
               </w:rPr>
-              <w:t>5.430 (1.453–20.292)*</w:t>
-            </w:r>
+              <w:t>5.430 (1.453–20.</w:t>
+            </w:r>
+            <w:proofErr w:type="gramStart"/>
+            <w:r>
+              <w:rPr>
+                <w:rFonts w:ascii="Times New Roman" w:hAnsi="Times New Roman" w:cs="Times New Roman"/>
+                <w:color w:val="000000"/>
+              </w:rPr>
+              <w:t>292)*</w:t>
+            </w:r>
+            <w:proofErr w:type="gramEnd"/>
           </w:p>
         </w:tc>
         <w:tc>
@@ -19319,7 +20023,23 @@
                 <w:rFonts w:ascii="Times New Roman" w:hAnsi="Times New Roman" w:cs="Times New Roman"/>
                 <w:color w:val="000000"/>
               </w:rPr>
-              <w:t>5.090 (1.715–15.108)**</w:t>
+              <w:t>5.090 (1.715–15.</w:t>
+            </w:r>
+            <w:proofErr w:type="gramStart"/>
+            <w:r>
+              <w:rPr>
+                <w:rFonts w:ascii="Times New Roman" w:hAnsi="Times New Roman" w:cs="Times New Roman"/>
+                <w:color w:val="000000"/>
+              </w:rPr>
+              <w:t>108)*</w:t>
+            </w:r>
+            <w:proofErr w:type="gramEnd"/>
+            <w:r>
+              <w:rPr>
+                <w:rFonts w:ascii="Times New Roman" w:hAnsi="Times New Roman" w:cs="Times New Roman"/>
+                <w:color w:val="000000"/>
+              </w:rPr>
+              <w:t>*</w:t>
             </w:r>
           </w:p>
         </w:tc>
@@ -19395,8 +20115,17 @@
                 <w:rFonts w:ascii="Times New Roman" w:hAnsi="Times New Roman" w:cs="Times New Roman"/>
                 <w:color w:val="000000"/>
               </w:rPr>
-              <w:t>2.446 (1.072–5.584)*</w:t>
-            </w:r>
+              <w:t>2.446 (1.072–5.</w:t>
+            </w:r>
+            <w:proofErr w:type="gramStart"/>
+            <w:r>
+              <w:rPr>
+                <w:rFonts w:ascii="Times New Roman" w:hAnsi="Times New Roman" w:cs="Times New Roman"/>
+                <w:color w:val="000000"/>
+              </w:rPr>
+              <w:t>584)*</w:t>
+            </w:r>
+            <w:proofErr w:type="gramEnd"/>
           </w:p>
         </w:tc>
       </w:tr>
@@ -20510,7 +21239,39 @@
           <w:rFonts w:ascii="Times New Roman" w:hAnsi="Times New Roman" w:cs="Times New Roman"/>
           <w:lang w:val="en-CM"/>
         </w:rPr>
-        <w:t>To complement the multinomial regression analysis and assess the predictive utility of the identified factors, we applied seven machine learning algorithms to predict women's decisional autonomy categories (woman alone, partner alone, joint decision). Following established DHS-based ML methodology (Melaku et al., 2025), we implemented Random Forest, XGBoost, LightGBM, AdaBoost, Decision Tree, Logistic Regression, and SVM classifiers.</w:t>
+        <w:t xml:space="preserve">To complement the multinomial regression analysis and assess the predictive utility of the identified factors, we applied seven machine learning algorithms to predict women's decisional autonomy categories (woman alone, partner alone, joint decision). Following established DHS-based ML methodology (Melaku et al., 2025), we implemented Random Forest, </w:t>
+      </w:r>
+      <w:proofErr w:type="spellStart"/>
+      <w:r>
+        <w:rPr>
+          <w:rFonts w:ascii="Times New Roman" w:hAnsi="Times New Roman" w:cs="Times New Roman"/>
+          <w:lang w:val="en-CM"/>
+        </w:rPr>
+        <w:t>XGBoost</w:t>
+      </w:r>
+      <w:proofErr w:type="spellEnd"/>
+      <w:r>
+        <w:rPr>
+          <w:rFonts w:ascii="Times New Roman" w:hAnsi="Times New Roman" w:cs="Times New Roman"/>
+          <w:lang w:val="en-CM"/>
+        </w:rPr>
+        <w:t xml:space="preserve">, </w:t>
+      </w:r>
+      <w:proofErr w:type="spellStart"/>
+      <w:r>
+        <w:rPr>
+          <w:rFonts w:ascii="Times New Roman" w:hAnsi="Times New Roman" w:cs="Times New Roman"/>
+          <w:lang w:val="en-CM"/>
+        </w:rPr>
+        <w:t>LightGBM</w:t>
+      </w:r>
+      <w:proofErr w:type="spellEnd"/>
+      <w:r>
+        <w:rPr>
+          <w:rFonts w:ascii="Times New Roman" w:hAnsi="Times New Roman" w:cs="Times New Roman"/>
+          <w:lang w:val="en-CM"/>
+        </w:rPr>
+        <w:t>, AdaBoost, Decision Tree, Logistic Regression, and SVM classifiers.</w:t>
       </w:r>
     </w:p>
     <w:p>
@@ -20721,6 +21482,7 @@
                 <w:lang w:val="en-CM"/>
               </w:rPr>
             </w:pPr>
+            <w:proofErr w:type="spellStart"/>
             <w:r>
               <w:rPr>
                 <w:rFonts w:ascii="Times New Roman" w:hAnsi="Times New Roman" w:cs="Times New Roman"/>
@@ -20730,6 +21492,7 @@
               </w:rPr>
               <w:t>LightGBM</w:t>
             </w:r>
+            <w:proofErr w:type="spellEnd"/>
           </w:p>
         </w:tc>
         <w:tc>
@@ -20908,6 +21671,7 @@
                 <w:lang w:val="en-CM"/>
               </w:rPr>
             </w:pPr>
+            <w:proofErr w:type="spellStart"/>
             <w:r>
               <w:rPr>
                 <w:rFonts w:ascii="Times New Roman" w:hAnsi="Times New Roman" w:cs="Times New Roman"/>
@@ -20917,6 +21681,7 @@
               </w:rPr>
               <w:t>XGBoost</w:t>
             </w:r>
+            <w:proofErr w:type="spellEnd"/>
           </w:p>
         </w:tc>
         <w:tc>
@@ -21403,7 +22168,23 @@
           <w:rFonts w:ascii="Times New Roman" w:hAnsi="Times New Roman" w:cs="Times New Roman"/>
           <w:lang w:val="en-CM"/>
         </w:rPr>
-        <w:t>: LightGBM achieved the highest mean weighted F1-score during cross-validation and was selected as the final model.</w:t>
+        <w:t>: </w:t>
+      </w:r>
+      <w:proofErr w:type="spellStart"/>
+      <w:r>
+        <w:rPr>
+          <w:rFonts w:ascii="Times New Roman" w:hAnsi="Times New Roman" w:cs="Times New Roman"/>
+          <w:lang w:val="en-CM"/>
+        </w:rPr>
+        <w:t>LightGBM</w:t>
+      </w:r>
+      <w:proofErr w:type="spellEnd"/>
+      <w:r>
+        <w:rPr>
+          <w:rFonts w:ascii="Times New Roman" w:hAnsi="Times New Roman" w:cs="Times New Roman"/>
+          <w:lang w:val="en-CM"/>
+        </w:rPr>
+        <w:t xml:space="preserve"> achieved the highest mean weighted F1-score during cross-validation and was selected as the final model.</w:t>
       </w:r>
     </w:p>
     <w:p>
@@ -21480,7 +22261,7 @@
                     </pic:cNvPicPr>
                   </pic:nvPicPr>
                   <pic:blipFill>
-                    <a:blip r:embed="rId7">
+                    <a:blip r:embed="rId6">
                       <a:extLst>
                         <a:ext uri="{28A0092B-C50C-407E-A947-70E740481C1C}">
                           <a14:useLocalDpi xmlns:a14="http://schemas.microsoft.com/office/drawing/2010/main" val="0"/>
@@ -21604,6 +22385,7 @@
         </w:rPr>
         <w:t xml:space="preserve">: Confusion matrix of the </w:t>
       </w:r>
+      <w:proofErr w:type="spellStart"/>
       <w:r>
         <w:rPr>
           <w:rFonts w:ascii="Times New Roman" w:hAnsi="Times New Roman" w:cs="Times New Roman"/>
@@ -21624,7 +22406,19 @@
           <w:sz w:val="22"/>
           <w:szCs w:val="22"/>
         </w:rPr>
-        <w:t>ightGBM model</w:t>
+        <w:t>ightGBM</w:t>
+      </w:r>
+      <w:proofErr w:type="spellEnd"/>
+      <w:r>
+        <w:rPr>
+          <w:rFonts w:ascii="Times New Roman" w:hAnsi="Times New Roman" w:cs="Times New Roman"/>
+          <w:i/>
+          <w:iCs/>
+          <w:color w:val="auto"/>
+          <w:sz w:val="22"/>
+          <w:szCs w:val="22"/>
+        </w:rPr>
+        <w:t xml:space="preserve"> model</w:t>
       </w:r>
     </w:p>
     <w:p>
@@ -21660,7 +22454,36 @@
           <w:bCs/>
           <w:lang w:val="en-CM"/>
         </w:rPr>
-        <w:t>3.5.4 Feature Importance (SHAP Analysis)</w:t>
+        <w:t xml:space="preserve">3.5.4 </w:t>
+      </w:r>
+      <w:r>
+        <w:rPr>
+          <w:rFonts w:ascii="Times New Roman" w:hAnsi="Times New Roman" w:cs="Times New Roman"/>
+          <w:b/>
+          <w:bCs/>
+          <w:lang w:val="en-CM"/>
+        </w:rPr>
+        <w:t>Learning Curve Analysis (</w:t>
+      </w:r>
+      <w:proofErr w:type="spellStart"/>
+      <w:r>
+        <w:rPr>
+          <w:rFonts w:ascii="Times New Roman" w:hAnsi="Times New Roman" w:cs="Times New Roman"/>
+          <w:b/>
+          <w:bCs/>
+          <w:lang w:val="en-CM"/>
+        </w:rPr>
+        <w:t>LightGBM</w:t>
+      </w:r>
+      <w:proofErr w:type="spellEnd"/>
+      <w:r>
+        <w:rPr>
+          <w:rFonts w:ascii="Times New Roman" w:hAnsi="Times New Roman" w:cs="Times New Roman"/>
+          <w:b/>
+          <w:bCs/>
+          <w:lang w:val="en-CM"/>
+        </w:rPr>
+        <w:t>)</w:t>
       </w:r>
     </w:p>
     <w:p>
@@ -21676,7 +22499,350 @@
           <w:rFonts w:ascii="Times New Roman" w:hAnsi="Times New Roman" w:cs="Times New Roman"/>
           <w:lang w:val="en-CM"/>
         </w:rPr>
-        <w:t>The table below present the SHAP analysis results for the LightGBM model, identifying the most influential predictors for each decision-making category.</w:t>
+        <w:t xml:space="preserve">The learning curve for the </w:t>
+      </w:r>
+      <w:proofErr w:type="spellStart"/>
+      <w:r>
+        <w:rPr>
+          <w:rFonts w:ascii="Times New Roman" w:hAnsi="Times New Roman" w:cs="Times New Roman"/>
+          <w:lang w:val="en-CM"/>
+        </w:rPr>
+        <w:t>LightGBM</w:t>
+      </w:r>
+      <w:proofErr w:type="spellEnd"/>
+      <w:r>
+        <w:rPr>
+          <w:rFonts w:ascii="Times New Roman" w:hAnsi="Times New Roman" w:cs="Times New Roman"/>
+          <w:lang w:val="en-CM"/>
+        </w:rPr>
+        <w:t xml:space="preserve"> model shows a clear indication of overfitting. As the number of training samples increases, the training F1 score rapidly rises from approximately 0.87 and quickly converges to nearly 1.00, indicating that the model is able to almost perfectly fit the training data. In contrast, the validation F1 score remains significantly lower, starting around 0.48 and only improving slightly to about 0.54 as more data is added.</w:t>
+      </w:r>
+    </w:p>
+    <w:p>
+      <w:pPr>
+        <w:jc w:val="both"/>
+        <w:rPr>
+          <w:rFonts w:ascii="Times New Roman" w:hAnsi="Times New Roman" w:cs="Times New Roman"/>
+          <w:lang w:val="en-CM"/>
+        </w:rPr>
+      </w:pPr>
+      <w:r>
+        <w:rPr>
+          <w:rFonts w:ascii="Times New Roman" w:hAnsi="Times New Roman" w:cs="Times New Roman"/>
+          <w:lang w:val="en-CM"/>
+        </w:rPr>
+        <w:t xml:space="preserve">The persistent and large gap between the training and validation curves suggests high variance. In other words, the model has learned the training data too well, including noise and patterns that do not generalize to unseen data. Even as more training samples are introduced, the validation performance </w:t>
+      </w:r>
+      <w:r>
+        <w:rPr>
+          <w:rFonts w:ascii="Times New Roman" w:hAnsi="Times New Roman" w:cs="Times New Roman"/>
+          <w:lang w:val="en-CM"/>
+        </w:rPr>
+        <w:lastRenderedPageBreak/>
+        <w:t>improves only marginally, which indicates that the model’s generalization ability is limited under the current setup.</w:t>
+      </w:r>
+    </w:p>
+    <w:p>
+      <w:pPr>
+        <w:jc w:val="both"/>
+        <w:rPr>
+          <w:rFonts w:ascii="Times New Roman" w:hAnsi="Times New Roman" w:cs="Times New Roman"/>
+          <w:lang w:val="en-CM"/>
+        </w:rPr>
+      </w:pPr>
+      <w:r>
+        <w:rPr>
+          <w:rFonts w:ascii="Times New Roman" w:hAnsi="Times New Roman" w:cs="Times New Roman"/>
+          <w:lang w:val="en-CM"/>
+        </w:rPr>
+        <w:t xml:space="preserve">This </w:t>
+      </w:r>
+      <w:proofErr w:type="spellStart"/>
+      <w:r>
+        <w:rPr>
+          <w:rFonts w:ascii="Times New Roman" w:hAnsi="Times New Roman" w:cs="Times New Roman"/>
+          <w:lang w:val="en-CM"/>
+        </w:rPr>
+        <w:t>behavior</w:t>
+      </w:r>
+      <w:proofErr w:type="spellEnd"/>
+      <w:r>
+        <w:rPr>
+          <w:rFonts w:ascii="Times New Roman" w:hAnsi="Times New Roman" w:cs="Times New Roman"/>
+          <w:lang w:val="en-CM"/>
+        </w:rPr>
+        <w:t xml:space="preserve"> is particularly common in scenarios with relatively small datasets—in this case, around 1,533 observations. Gradient boosting models like </w:t>
+      </w:r>
+      <w:proofErr w:type="spellStart"/>
+      <w:r>
+        <w:rPr>
+          <w:rFonts w:ascii="Times New Roman" w:hAnsi="Times New Roman" w:cs="Times New Roman"/>
+          <w:lang w:val="en-CM"/>
+        </w:rPr>
+        <w:t>LightGBM</w:t>
+      </w:r>
+      <w:proofErr w:type="spellEnd"/>
+      <w:r>
+        <w:rPr>
+          <w:rFonts w:ascii="Times New Roman" w:hAnsi="Times New Roman" w:cs="Times New Roman"/>
+          <w:lang w:val="en-CM"/>
+        </w:rPr>
+        <w:t xml:space="preserve"> are highly flexible and powerful, but they are also prone to overfitting when the dataset is not large enough to constrain the learning process effectively. Although regularization techniques were applied, they did not significantly improve performance, which suggests that the primary limitation is data availability rather than model complexity alone.</w:t>
+      </w:r>
+    </w:p>
+    <w:p>
+      <w:pPr>
+        <w:jc w:val="both"/>
+        <w:rPr>
+          <w:rFonts w:ascii="Times New Roman" w:hAnsi="Times New Roman" w:cs="Times New Roman"/>
+          <w:lang w:val="en-CM"/>
+        </w:rPr>
+      </w:pPr>
+      <w:r>
+        <w:rPr>
+          <w:rFonts w:ascii="Times New Roman" w:hAnsi="Times New Roman" w:cs="Times New Roman"/>
+          <w:lang w:val="en-CM"/>
+        </w:rPr>
+        <w:t>Overall, the learning curve indicates that the model is over-parameterized for the available dataset. The most impactful improvement is likely to come from increasing the dataset size or enriching the feature set, rather than further tuning regularization parameters alone.</w:t>
+      </w:r>
+    </w:p>
+    <w:p>
+      <w:pPr>
+        <w:jc w:val="both"/>
+        <w:rPr>
+          <w:rFonts w:ascii="Times New Roman" w:hAnsi="Times New Roman" w:cs="Times New Roman"/>
+          <w:b/>
+          <w:bCs/>
+          <w:lang w:val="en-CM"/>
+        </w:rPr>
+      </w:pPr>
+      <w:r>
+        <w:rPr>
+          <w:noProof/>
+        </w:rPr>
+        <w:drawing>
+          <wp:inline distT="0" distB="0" distL="0" distR="0" wp14:anchorId="36A256EA" wp14:editId="213A4CA6">
+            <wp:extent cx="5851525" cy="4603750"/>
+            <wp:effectExtent l="0" t="0" r="0" b="6350"/>
+            <wp:docPr id="558652865" name="Picture 1"/>
+            <wp:cNvGraphicFramePr>
+              <a:graphicFrameLocks xmlns:a="http://schemas.openxmlformats.org/drawingml/2006/main" noChangeAspect="1"/>
+            </wp:cNvGraphicFramePr>
+            <a:graphic xmlns:a="http://schemas.openxmlformats.org/drawingml/2006/main">
+              <a:graphicData uri="http://schemas.openxmlformats.org/drawingml/2006/picture">
+                <pic:pic xmlns:pic="http://schemas.openxmlformats.org/drawingml/2006/picture">
+                  <pic:nvPicPr>
+                    <pic:cNvPr id="0" name="Picture 1"/>
+                    <pic:cNvPicPr>
+                      <a:picLocks noChangeAspect="1" noChangeArrowheads="1"/>
+                    </pic:cNvPicPr>
+                  </pic:nvPicPr>
+                  <pic:blipFill>
+                    <a:blip r:embed="rId7">
+                      <a:extLst>
+                        <a:ext uri="{28A0092B-C50C-407E-A947-70E740481C1C}">
+                          <a14:useLocalDpi xmlns:a14="http://schemas.microsoft.com/office/drawing/2010/main" val="0"/>
+                        </a:ext>
+                      </a:extLst>
+                    </a:blip>
+                    <a:srcRect/>
+                    <a:stretch>
+                      <a:fillRect/>
+                    </a:stretch>
+                  </pic:blipFill>
+                  <pic:spPr bwMode="auto">
+                    <a:xfrm>
+                      <a:off x="0" y="0"/>
+                      <a:ext cx="5851525" cy="4603750"/>
+                    </a:xfrm>
+                    <a:prstGeom prst="rect">
+                      <a:avLst/>
+                    </a:prstGeom>
+                    <a:noFill/>
+                    <a:ln>
+                      <a:noFill/>
+                    </a:ln>
+                  </pic:spPr>
+                </pic:pic>
+              </a:graphicData>
+            </a:graphic>
+          </wp:inline>
+        </w:drawing>
+      </w:r>
+    </w:p>
+    <w:p>
+      <w:pPr>
+        <w:pStyle w:val="Caption"/>
+        <w:jc w:val="center"/>
+        <w:rPr>
+          <w:rFonts w:ascii="Times New Roman" w:hAnsi="Times New Roman" w:cs="Times New Roman"/>
+          <w:i/>
+          <w:iCs/>
+          <w:color w:val="auto"/>
+          <w:sz w:val="22"/>
+          <w:szCs w:val="22"/>
+          <w:lang w:val="en-CM"/>
+        </w:rPr>
+      </w:pPr>
+      <w:r>
+        <w:rPr>
+          <w:rFonts w:ascii="Times New Roman" w:hAnsi="Times New Roman" w:cs="Times New Roman"/>
+          <w:i/>
+          <w:iCs/>
+          <w:color w:val="auto"/>
+          <w:sz w:val="22"/>
+          <w:szCs w:val="22"/>
+        </w:rPr>
+        <w:t xml:space="preserve">Figure </w:t>
+      </w:r>
+      <w:r>
+        <w:rPr>
+          <w:rFonts w:ascii="Times New Roman" w:hAnsi="Times New Roman" w:cs="Times New Roman"/>
+          <w:i/>
+          <w:iCs/>
+          <w:color w:val="auto"/>
+          <w:sz w:val="22"/>
+          <w:szCs w:val="22"/>
+        </w:rPr>
+        <w:t>2</w:t>
+      </w:r>
+      <w:r>
+        <w:rPr>
+          <w:rFonts w:ascii="Times New Roman" w:hAnsi="Times New Roman" w:cs="Times New Roman"/>
+          <w:i/>
+          <w:iCs/>
+          <w:color w:val="auto"/>
+          <w:sz w:val="22"/>
+          <w:szCs w:val="22"/>
+        </w:rPr>
+        <w:t xml:space="preserve">: </w:t>
+      </w:r>
+      <w:r>
+        <w:rPr>
+          <w:rFonts w:ascii="Times New Roman" w:hAnsi="Times New Roman" w:cs="Times New Roman"/>
+          <w:i/>
+          <w:iCs/>
+          <w:color w:val="auto"/>
+          <w:sz w:val="22"/>
+          <w:szCs w:val="22"/>
+        </w:rPr>
+        <w:t>Learning Curve</w:t>
+      </w:r>
+      <w:r>
+        <w:rPr>
+          <w:rFonts w:ascii="Times New Roman" w:hAnsi="Times New Roman" w:cs="Times New Roman"/>
+          <w:i/>
+          <w:iCs/>
+          <w:color w:val="auto"/>
+          <w:sz w:val="22"/>
+          <w:szCs w:val="22"/>
+        </w:rPr>
+        <w:t xml:space="preserve"> of the </w:t>
+      </w:r>
+      <w:proofErr w:type="spellStart"/>
+      <w:r>
+        <w:rPr>
+          <w:rFonts w:ascii="Times New Roman" w:hAnsi="Times New Roman" w:cs="Times New Roman"/>
+          <w:i/>
+          <w:iCs/>
+          <w:color w:val="auto"/>
+          <w:sz w:val="22"/>
+          <w:szCs w:val="22"/>
+        </w:rPr>
+        <w:t>L</w:t>
+      </w:r>
+      <w:r>
+        <w:rPr>
+          <w:rFonts w:ascii="Times New Roman" w:hAnsi="Times New Roman" w:cs="Times New Roman"/>
+          <w:i/>
+          <w:iCs/>
+          <w:color w:val="auto"/>
+          <w:sz w:val="22"/>
+          <w:szCs w:val="22"/>
+        </w:rPr>
+        <w:t>ightGBM</w:t>
+      </w:r>
+      <w:proofErr w:type="spellEnd"/>
+      <w:r>
+        <w:rPr>
+          <w:rFonts w:ascii="Times New Roman" w:hAnsi="Times New Roman" w:cs="Times New Roman"/>
+          <w:i/>
+          <w:iCs/>
+          <w:color w:val="auto"/>
+          <w:sz w:val="22"/>
+          <w:szCs w:val="22"/>
+        </w:rPr>
+        <w:t xml:space="preserve"> model</w:t>
+      </w:r>
+    </w:p>
+    <w:p>
+      <w:pPr>
+        <w:jc w:val="both"/>
+        <w:rPr>
+          <w:rFonts w:ascii="Times New Roman" w:hAnsi="Times New Roman" w:cs="Times New Roman"/>
+          <w:b/>
+          <w:bCs/>
+          <w:lang w:val="en-CM"/>
+        </w:rPr>
+      </w:pPr>
+      <w:r>
+        <w:rPr>
+          <w:rFonts w:ascii="Times New Roman" w:hAnsi="Times New Roman" w:cs="Times New Roman"/>
+          <w:b/>
+          <w:bCs/>
+          <w:lang w:val="en-CM"/>
+        </w:rPr>
+        <w:t>3.5.</w:t>
+      </w:r>
+      <w:r>
+        <w:rPr>
+          <w:rFonts w:ascii="Times New Roman" w:hAnsi="Times New Roman" w:cs="Times New Roman"/>
+          <w:b/>
+          <w:bCs/>
+          <w:lang w:val="en-CM"/>
+        </w:rPr>
+        <w:t>5</w:t>
+      </w:r>
+      <w:r>
+        <w:rPr>
+          <w:rFonts w:ascii="Times New Roman" w:hAnsi="Times New Roman" w:cs="Times New Roman"/>
+          <w:b/>
+          <w:bCs/>
+          <w:lang w:val="en-CM"/>
+        </w:rPr>
+        <w:t xml:space="preserve"> Feature Importance (SHAP Analysis)</w:t>
+      </w:r>
+    </w:p>
+    <w:p>
+      <w:pPr>
+        <w:jc w:val="both"/>
+        <w:rPr>
+          <w:rFonts w:ascii="Times New Roman" w:hAnsi="Times New Roman" w:cs="Times New Roman"/>
+          <w:lang w:val="en-CM"/>
+        </w:rPr>
+      </w:pPr>
+      <w:r>
+        <w:rPr>
+          <w:rFonts w:ascii="Times New Roman" w:hAnsi="Times New Roman" w:cs="Times New Roman"/>
+          <w:lang w:val="en-CM"/>
+        </w:rPr>
+        <w:t xml:space="preserve">The table below present the SHAP analysis results for the </w:t>
+      </w:r>
+      <w:proofErr w:type="spellStart"/>
+      <w:r>
+        <w:rPr>
+          <w:rFonts w:ascii="Times New Roman" w:hAnsi="Times New Roman" w:cs="Times New Roman"/>
+          <w:lang w:val="en-CM"/>
+        </w:rPr>
+        <w:t>LightGBM</w:t>
+      </w:r>
+      <w:proofErr w:type="spellEnd"/>
+      <w:r>
+        <w:rPr>
+          <w:rFonts w:ascii="Times New Roman" w:hAnsi="Times New Roman" w:cs="Times New Roman"/>
+          <w:lang w:val="en-CM"/>
+        </w:rPr>
+        <w:t xml:space="preserve"> model, identifying the most influential predictors for each decision-making category.</w:t>
       </w:r>
       <w:r>
         <w:rPr>
@@ -21722,6 +22888,7 @@
                 <w:rFonts w:ascii="Times New Roman" w:hAnsi="Times New Roman" w:cs="Times New Roman"/>
                 <w:lang w:val="en-CM"/>
               </w:rPr>
+              <w:lastRenderedPageBreak/>
               <w:t>Rank</w:t>
             </w:r>
           </w:p>
@@ -21937,7 +23104,6 @@
                 <w:rFonts w:ascii="Times New Roman" w:hAnsi="Times New Roman" w:cs="Times New Roman"/>
                 <w:lang w:val="en-CM"/>
               </w:rPr>
-              <w:lastRenderedPageBreak/>
               <w:t>3</w:t>
             </w:r>
           </w:p>
@@ -23142,7 +24308,25 @@
           <w:bCs/>
           <w:lang w:val="en-CM"/>
         </w:rPr>
-        <w:t>3.5.5 Comparison with Regression Findings</w:t>
+        <w:t>3.5.</w:t>
+      </w:r>
+      <w:r>
+        <w:rPr>
+          <w:rFonts w:ascii="Times New Roman" w:hAnsi="Times New Roman" w:cs="Times New Roman"/>
+          <w:b/>
+          <w:bCs/>
+          <w:lang w:val="en-CM"/>
+        </w:rPr>
+        <w:t>6</w:t>
+      </w:r>
+      <w:r>
+        <w:rPr>
+          <w:rFonts w:ascii="Times New Roman" w:hAnsi="Times New Roman" w:cs="Times New Roman"/>
+          <w:b/>
+          <w:bCs/>
+          <w:lang w:val="en-CM"/>
+        </w:rPr>
+        <w:t xml:space="preserve"> Comparison with Regression Findings</w:t>
       </w:r>
     </w:p>
     <w:p>
@@ -23208,6 +24392,7 @@
               </w:rPr>
             </w:pPr>
             <w:r>
+              <w:lastRenderedPageBreak/>
               <w:t>Predictor</w:t>
             </w:r>
           </w:p>
@@ -23297,7 +24482,6 @@
               </w:rPr>
             </w:pPr>
             <w:r>
-              <w:lastRenderedPageBreak/>
               <w:t>Region</w:t>
             </w:r>
           </w:p>
@@ -24247,7 +25431,25 @@
           <w:bCs/>
           <w:lang w:val="en-CM"/>
         </w:rPr>
-        <w:t>3.5.6 Methodological Contribution</w:t>
+        <w:t>3.5.</w:t>
+      </w:r>
+      <w:r>
+        <w:rPr>
+          <w:rFonts w:ascii="Times New Roman" w:hAnsi="Times New Roman" w:cs="Times New Roman"/>
+          <w:b/>
+          <w:bCs/>
+          <w:lang w:val="en-CM"/>
+        </w:rPr>
+        <w:t>7</w:t>
+      </w:r>
+      <w:r>
+        <w:rPr>
+          <w:rFonts w:ascii="Times New Roman" w:hAnsi="Times New Roman" w:cs="Times New Roman"/>
+          <w:b/>
+          <w:bCs/>
+          <w:lang w:val="en-CM"/>
+        </w:rPr>
+        <w:t xml:space="preserve"> Methodological Contribution</w:t>
       </w:r>
     </w:p>
     <w:p>
@@ -24421,7 +25623,23 @@
           <w:rFonts w:ascii="Times New Roman" w:hAnsi="Times New Roman" w:cs="Times New Roman"/>
           <w:lang w:val="en-CM"/>
         </w:rPr>
-        <w:t> Quality of counseling received, provider bias, waiting times</w:t>
+        <w:t xml:space="preserve"> Quality of </w:t>
+      </w:r>
+      <w:proofErr w:type="spellStart"/>
+      <w:r>
+        <w:rPr>
+          <w:rFonts w:ascii="Times New Roman" w:hAnsi="Times New Roman" w:cs="Times New Roman"/>
+          <w:lang w:val="en-CM"/>
+        </w:rPr>
+        <w:t>counseling</w:t>
+      </w:r>
+      <w:proofErr w:type="spellEnd"/>
+      <w:r>
+        <w:rPr>
+          <w:rFonts w:ascii="Times New Roman" w:hAnsi="Times New Roman" w:cs="Times New Roman"/>
+          <w:lang w:val="en-CM"/>
+        </w:rPr>
+        <w:t xml:space="preserve"> received, provider bias, waiting times</w:t>
       </w:r>
     </w:p>
     <w:p>
@@ -24520,7 +25738,23 @@
           <w:rFonts w:ascii="Times New Roman" w:hAnsi="Times New Roman" w:cs="Times New Roman"/>
           <w:lang w:val="en-CM"/>
         </w:rPr>
-        <w:t>The finding that 26.0% of women decide alone on family planning while 16.6% report the husband as the sole decision-maker and 57.3% report joint decision-making represents a more favorable distribution than previously documented in some sub-Saharan African contexts. The preponderance of joint decision-making may reflect the culturally negotiated nature of contraceptive use in Cameroon, where male partner involvement is normatively expected.</w:t>
+        <w:t xml:space="preserve">The finding that 26.0% of women decide alone on family planning while 16.6% report the husband as the sole decision-maker and 57.3% report joint decision-making represents a more </w:t>
+      </w:r>
+      <w:proofErr w:type="spellStart"/>
+      <w:r>
+        <w:rPr>
+          <w:rFonts w:ascii="Times New Roman" w:hAnsi="Times New Roman" w:cs="Times New Roman"/>
+          <w:lang w:val="en-CM"/>
+        </w:rPr>
+        <w:t>favorable</w:t>
+      </w:r>
+      <w:proofErr w:type="spellEnd"/>
+      <w:r>
+        <w:rPr>
+          <w:rFonts w:ascii="Times New Roman" w:hAnsi="Times New Roman" w:cs="Times New Roman"/>
+          <w:lang w:val="en-CM"/>
+        </w:rPr>
+        <w:t xml:space="preserve"> distribution than previously documented in some sub-Saharan African contexts. The preponderance of joint decision-making may reflect the culturally negotiated nature of contraceptive use in Cameroon, where male partner involvement is normatively expected.</w:t>
       </w:r>
     </w:p>
     <w:p>
@@ -24562,7 +25796,23 @@
           <w:rFonts w:ascii="Times New Roman" w:hAnsi="Times New Roman" w:cs="Times New Roman"/>
           <w:lang w:val="en-CM"/>
         </w:rPr>
-        <w:t> emerged as the strongest predictor of joint decision-making, with women whose husbands had primary, secondary, or higher education being approximately 2.6 to 2.9 times more likely to report shared decision-making compared to those whose husbands had no education. Notably, women's own education did not show significant association with joint decision-making. This finding underscores the critical importance of male educational attainment for facilitating couple communication about family planning, a dimension often overlooked in women-centered interventions. Interventions that exclusively target women may have limited success if male partners lack the educational background to engage in shared decision-making.</w:t>
+        <w:t> emerged as the strongest predictor of joint decision-making, with women whose husbands had primary, secondary, or higher education being approximately 2.6 to 2.9 times more likely to report shared decision-making compared to those whose husbands had no education. Notably, women's own education did not show significant association with joint decision-making. This finding underscores the critical importance of male educational attainment for facilitating couple communication about family planning, a dimension often overlooked in women-</w:t>
+      </w:r>
+      <w:proofErr w:type="spellStart"/>
+      <w:r>
+        <w:rPr>
+          <w:rFonts w:ascii="Times New Roman" w:hAnsi="Times New Roman" w:cs="Times New Roman"/>
+          <w:lang w:val="en-CM"/>
+        </w:rPr>
+        <w:t>centered</w:t>
+      </w:r>
+      <w:proofErr w:type="spellEnd"/>
+      <w:r>
+        <w:rPr>
+          <w:rFonts w:ascii="Times New Roman" w:hAnsi="Times New Roman" w:cs="Times New Roman"/>
+          <w:lang w:val="en-CM"/>
+        </w:rPr>
+        <w:t xml:space="preserve"> interventions. Interventions that exclusively target women may have limited success if male partners lack the educational background to engage in shared decision-making.</w:t>
       </w:r>
     </w:p>
     <w:p>
@@ -24674,7 +25924,23 @@
           <w:rFonts w:ascii="Times New Roman" w:hAnsi="Times New Roman" w:cs="Times New Roman"/>
           <w:lang w:val="en-CM"/>
         </w:rPr>
-        <w:t> was associated with 3.2 times higher risk of husband-only decision-making (RRR=3.216, p&lt;0.05), suggesting that complete disengagement from the healthcare system is associated with male-dominated family planning decisions. This finding has important programmatic implications: health facilities that provide ANC services may serve as critical entry points for family planning counseling that empowers women.</w:t>
+        <w:t xml:space="preserve"> was associated with 3.2 times higher risk of husband-only decision-making (RRR=3.216, p&lt;0.05), suggesting that complete disengagement from the healthcare system is associated with male-dominated family planning decisions. This finding has important programmatic implications: health facilities that provide ANC services may serve as critical entry points for family planning </w:t>
+      </w:r>
+      <w:proofErr w:type="spellStart"/>
+      <w:r>
+        <w:rPr>
+          <w:rFonts w:ascii="Times New Roman" w:hAnsi="Times New Roman" w:cs="Times New Roman"/>
+          <w:lang w:val="en-CM"/>
+        </w:rPr>
+        <w:t>counseling</w:t>
+      </w:r>
+      <w:proofErr w:type="spellEnd"/>
+      <w:r>
+        <w:rPr>
+          <w:rFonts w:ascii="Times New Roman" w:hAnsi="Times New Roman" w:cs="Times New Roman"/>
+          <w:lang w:val="en-CM"/>
+        </w:rPr>
+        <w:t xml:space="preserve"> that empowers women.</w:t>
       </w:r>
     </w:p>
     <w:p>
@@ -24708,7 +25974,23 @@
           <w:rFonts w:ascii="Times New Roman" w:hAnsi="Times New Roman" w:cs="Times New Roman"/>
           <w:lang w:val="en-CM"/>
         </w:rPr>
-        <w:t>These findings from multinomial logistic regression are substantially corroborated by the machine learning SHAP analysis. The LightGBM model, which achieved the highest predictive performance (accuracy: 5</w:t>
+        <w:t xml:space="preserve">These findings from multinomial logistic regression are substantially corroborated by the machine learning SHAP analysis. The </w:t>
+      </w:r>
+      <w:proofErr w:type="spellStart"/>
+      <w:r>
+        <w:rPr>
+          <w:rFonts w:ascii="Times New Roman" w:hAnsi="Times New Roman" w:cs="Times New Roman"/>
+          <w:lang w:val="en-CM"/>
+        </w:rPr>
+        <w:t>LightGBM</w:t>
+      </w:r>
+      <w:proofErr w:type="spellEnd"/>
+      <w:r>
+        <w:rPr>
+          <w:rFonts w:ascii="Times New Roman" w:hAnsi="Times New Roman" w:cs="Times New Roman"/>
+          <w:lang w:val="en-CM"/>
+        </w:rPr>
+        <w:t xml:space="preserve"> model, which achieved the highest predictive performance (accuracy: 5</w:t>
       </w:r>
       <w:r>
         <w:rPr>
@@ -24800,15 +26082,29 @@
           <w:rFonts w:ascii="Times New Roman" w:hAnsi="Times New Roman" w:cs="Times New Roman"/>
           <w:lang w:val="en-CM"/>
         </w:rPr>
-        <w:t xml:space="preserve">.0% accuracy, 5.7% weighted F1) indicates that a substantial portion of the variance in decisional autonomy remains unexplained by the DHS variables available, likely due to the absence of psychological, relational, and community-level factors. The relatively small analytical sample (n=1,533) limits the generalizability of the machine learning models. Furthermore, while SMOTE was applied to address class imbalance, the near-absence of the “other decision-maker” category (0.1%) necessitated its exclusion from the ML </w:t>
+        <w:t>.0% accuracy, 5.7% weighted F1) indicates that a substantial portion of the variance in decisional autonomy remains unexplained by the DHS variables available, likely due to the absence of psychological, relational, and community-level factors. The relatively small analytical sample (n=1,533) limits the generalizability of the machine learning models</w:t>
       </w:r>
       <w:r>
         <w:rPr>
           <w:rFonts w:ascii="Times New Roman" w:hAnsi="Times New Roman" w:cs="Times New Roman"/>
           <w:lang w:val="en-CM"/>
         </w:rPr>
+        <w:t xml:space="preserve"> thus been the principal cause of the overfitting</w:t>
+      </w:r>
+      <w:r>
+        <w:rPr>
+          <w:rFonts w:ascii="Times New Roman" w:hAnsi="Times New Roman" w:cs="Times New Roman"/>
+          <w:lang w:val="en-CM"/>
+        </w:rPr>
+        <w:t xml:space="preserve">. Finally, machine learning models used here do not incorporate survey sampling weights, meaning the regression and ML results </w:t>
+      </w:r>
+      <w:r>
+        <w:rPr>
+          <w:rFonts w:ascii="Times New Roman" w:hAnsi="Times New Roman" w:cs="Times New Roman"/>
+          <w:lang w:val="en-CM"/>
+        </w:rPr>
         <w:lastRenderedPageBreak/>
-        <w:t>models, restricting classification to three categories. Finally, machine learning models used here do not incorporate survey sampling weights, meaning the regression and ML results are not directly comparable; the regression findings retain the primary inferential authority for this population-representative dataset.</w:t>
+        <w:t>are not directly comparable; the regression findings retain the primary inferential authority for this population-representative dataset.</w:t>
       </w:r>
     </w:p>
     <w:p>
@@ -25060,7 +26356,6 @@
           <w:rFonts w:ascii="Times New Roman" w:hAnsi="Times New Roman" w:cs="Times New Roman"/>
           <w:lang w:val="en-CM"/>
         </w:rPr>
-        <w:lastRenderedPageBreak/>
         <w:t>The findings point to several concrete policy implications:</w:t>
       </w:r>
     </w:p>
@@ -25080,6 +26375,7 @@
           <w:bCs/>
           <w:lang w:val="en-CM"/>
         </w:rPr>
+        <w:lastRenderedPageBreak/>
         <w:t>First</w:t>
       </w:r>
       <w:r>
@@ -25113,7 +26409,23 @@
           <w:rFonts w:ascii="Times New Roman" w:hAnsi="Times New Roman" w:cs="Times New Roman"/>
           <w:lang w:val="en-CM"/>
         </w:rPr>
-        <w:t>, male partner engagement strategies are essential, particularly addressing fertility preference discordance within couples. The strong negative association between partners wanting more children and joint decision-making suggests that couple-based counseling on family size preferences could facilitate shared decision-making.</w:t>
+        <w:t xml:space="preserve">, male partner engagement strategies are essential, particularly addressing fertility preference discordance within couples. The strong negative association between partners wanting more children and joint decision-making suggests that couple-based </w:t>
+      </w:r>
+      <w:proofErr w:type="spellStart"/>
+      <w:r>
+        <w:rPr>
+          <w:rFonts w:ascii="Times New Roman" w:hAnsi="Times New Roman" w:cs="Times New Roman"/>
+          <w:lang w:val="en-CM"/>
+        </w:rPr>
+        <w:t>counseling</w:t>
+      </w:r>
+      <w:proofErr w:type="spellEnd"/>
+      <w:r>
+        <w:rPr>
+          <w:rFonts w:ascii="Times New Roman" w:hAnsi="Times New Roman" w:cs="Times New Roman"/>
+          <w:lang w:val="en-CM"/>
+        </w:rPr>
+        <w:t xml:space="preserve"> on family size preferences could facilitate shared decision-making.</w:t>
       </w:r>
     </w:p>
     <w:p>
@@ -25165,7 +26477,23 @@
           <w:rFonts w:ascii="Times New Roman" w:hAnsi="Times New Roman" w:cs="Times New Roman"/>
           <w:lang w:val="en-CM"/>
         </w:rPr>
-        <w:t>, health facilities should systematically provide family planning counseling to all women who attend ANC services, building on the protective association observed between ANC attendance and reduced husband-only decision-making.</w:t>
+        <w:t xml:space="preserve">, health facilities should systematically provide family planning </w:t>
+      </w:r>
+      <w:proofErr w:type="spellStart"/>
+      <w:r>
+        <w:rPr>
+          <w:rFonts w:ascii="Times New Roman" w:hAnsi="Times New Roman" w:cs="Times New Roman"/>
+          <w:lang w:val="en-CM"/>
+        </w:rPr>
+        <w:t>counseling</w:t>
+      </w:r>
+      <w:proofErr w:type="spellEnd"/>
+      <w:r>
+        <w:rPr>
+          <w:rFonts w:ascii="Times New Roman" w:hAnsi="Times New Roman" w:cs="Times New Roman"/>
+          <w:lang w:val="en-CM"/>
+        </w:rPr>
+        <w:t xml:space="preserve"> to all women who attend ANC services, building on the protective association observed between ANC attendance and reduced husband-only decision-making.</w:t>
       </w:r>
     </w:p>
     <w:p>
@@ -25232,13 +26560,29 @@
           <w:rFonts w:ascii="Times New Roman" w:hAnsi="Times New Roman" w:cs="Times New Roman"/>
           <w:lang w:val="en-CM"/>
         </w:rPr>
-        <w:t>The complementary application of multinomial logistic regression and machine learning algorithms strengthens confidence in the identified determinants, with both approaches converging on region, husband's education, partner's fertility preferences, and women's employment as the most robust predictors. Notably, the machine learning SHAP analysis additionally highlighted marital status, facility-based FP information, and women's education as contributors, suggesting these factors may have non-linear or interaction effects not captured by the regression model. The modest predictive performance of the best machine learning model (LightGBM: 5</w:t>
-      </w:r>
+        <w:t>The complementary application of multinomial logistic regression and machine learning algorithms strengthens confidence in the identified determinants, with both approaches converging on region, husband's education, partner's fertility preferences, and women's employment as the most robust predictors. Notably, the machine learning SHAP analysis additionally highlighted marital status, facility-based FP information, and women's education as contributors, suggesting these factors may have non-linear or interaction effects not captured by the regression model. The modest predictive performance of the best machine learning model (</w:t>
+      </w:r>
+      <w:proofErr w:type="spellStart"/>
       <w:r>
         <w:rPr>
           <w:rFonts w:ascii="Times New Roman" w:hAnsi="Times New Roman" w:cs="Times New Roman"/>
           <w:lang w:val="en-CM"/>
         </w:rPr>
+        <w:t>LightGBM</w:t>
+      </w:r>
+      <w:proofErr w:type="spellEnd"/>
+      <w:r>
+        <w:rPr>
+          <w:rFonts w:ascii="Times New Roman" w:hAnsi="Times New Roman" w:cs="Times New Roman"/>
+          <w:lang w:val="en-CM"/>
+        </w:rPr>
+        <w:t>: 5</w:t>
+      </w:r>
+      <w:r>
+        <w:rPr>
+          <w:rFonts w:ascii="Times New Roman" w:hAnsi="Times New Roman" w:cs="Times New Roman"/>
+          <w:lang w:val="en-CM"/>
+        </w:rPr>
         <w:t>5</w:t>
       </w:r>
       <w:r>
@@ -25260,7 +26604,23 @@
           <w:rFonts w:ascii="Times New Roman" w:hAnsi="Times New Roman" w:cs="Times New Roman"/>
           <w:lang w:val="en-CM"/>
         </w:rPr>
-        <w:t>.7% weighted F1) underscores that women's reproductive decision-making autonomy is shaped by complex, multidimensional factors beyond what standard DHS variables can capture. Future research should incorporate additional psychological, relational, and community-level variables, and consider multilevel modeling and longitudinal designs to establish causal pathways.</w:t>
+        <w:t xml:space="preserve">.7% weighted F1) underscores that women's reproductive decision-making autonomy is shaped by complex, multidimensional factors beyond what standard DHS variables can capture. Future research should incorporate additional psychological, relational, and community-level variables, and consider multilevel </w:t>
+      </w:r>
+      <w:proofErr w:type="spellStart"/>
+      <w:r>
+        <w:rPr>
+          <w:rFonts w:ascii="Times New Roman" w:hAnsi="Times New Roman" w:cs="Times New Roman"/>
+          <w:lang w:val="en-CM"/>
+        </w:rPr>
+        <w:t>modeling</w:t>
+      </w:r>
+      <w:proofErr w:type="spellEnd"/>
+      <w:r>
+        <w:rPr>
+          <w:rFonts w:ascii="Times New Roman" w:hAnsi="Times New Roman" w:cs="Times New Roman"/>
+          <w:lang w:val="en-CM"/>
+        </w:rPr>
+        <w:t xml:space="preserve"> and longitudinal designs to establish causal pathways.</w:t>
       </w:r>
     </w:p>
     <w:p>
@@ -25277,7 +26637,23 @@
           <w:rFonts w:ascii="Times New Roman" w:hAnsi="Times New Roman" w:cs="Times New Roman"/>
           <w:lang w:val="en-CM"/>
         </w:rPr>
-        <w:t>Future research should examine the mediating role of intra-couple communication on the relationship between socioeconomic factors and decisional autonomy, and should consider multilevel modeling approaches that account for community-level variation in gender norms. Longitudinal studies tracking changes in autonomy following educational or economic interventions would also be valuable for establishing causal relationships.</w:t>
+        <w:t xml:space="preserve">Future research should examine the mediating role of intra-couple communication on the relationship between socioeconomic factors and decisional autonomy, and should consider multilevel </w:t>
+      </w:r>
+      <w:proofErr w:type="spellStart"/>
+      <w:r>
+        <w:rPr>
+          <w:rFonts w:ascii="Times New Roman" w:hAnsi="Times New Roman" w:cs="Times New Roman"/>
+          <w:lang w:val="en-CM"/>
+        </w:rPr>
+        <w:t>modeling</w:t>
+      </w:r>
+      <w:proofErr w:type="spellEnd"/>
+      <w:r>
+        <w:rPr>
+          <w:rFonts w:ascii="Times New Roman" w:hAnsi="Times New Roman" w:cs="Times New Roman"/>
+          <w:lang w:val="en-CM"/>
+        </w:rPr>
+        <w:t xml:space="preserve"> approaches that account for community-level variation in gender norms. Longitudinal studies tracking changes in autonomy following educational or economic interventions would also be valuable for establishing causal relationships.</w:t>
       </w:r>
     </w:p>
     <w:p>
@@ -25330,7 +26706,49 @@
         <w:rPr>
           <w:rFonts w:ascii="Times New Roman" w:hAnsi="Times New Roman" w:cs="Times New Roman"/>
         </w:rPr>
-        <w:t xml:space="preserve">Demissie, G.D., Akalu, Y., Gelagay, A.A., Alemnew, W. &amp; Yeshaw, Y. (2022). Factors associated with decision-making power of married women to use family planning in sub-Saharan Africa: a multilevel analysis of demographic health surveys. BMC Public Health, 22(837). </w:t>
+        <w:t xml:space="preserve">Demissie, G.D., Akalu, Y., </w:t>
+      </w:r>
+      <w:proofErr w:type="spellStart"/>
+      <w:r>
+        <w:rPr>
+          <w:rFonts w:ascii="Times New Roman" w:hAnsi="Times New Roman" w:cs="Times New Roman"/>
+        </w:rPr>
+        <w:t>Gelagay</w:t>
+      </w:r>
+      <w:proofErr w:type="spellEnd"/>
+      <w:r>
+        <w:rPr>
+          <w:rFonts w:ascii="Times New Roman" w:hAnsi="Times New Roman" w:cs="Times New Roman"/>
+        </w:rPr>
+        <w:t xml:space="preserve">, A.A., </w:t>
+      </w:r>
+      <w:proofErr w:type="spellStart"/>
+      <w:r>
+        <w:rPr>
+          <w:rFonts w:ascii="Times New Roman" w:hAnsi="Times New Roman" w:cs="Times New Roman"/>
+        </w:rPr>
+        <w:t>Alemnew</w:t>
+      </w:r>
+      <w:proofErr w:type="spellEnd"/>
+      <w:r>
+        <w:rPr>
+          <w:rFonts w:ascii="Times New Roman" w:hAnsi="Times New Roman" w:cs="Times New Roman"/>
+        </w:rPr>
+        <w:t xml:space="preserve">, W. &amp; </w:t>
+      </w:r>
+      <w:proofErr w:type="spellStart"/>
+      <w:r>
+        <w:rPr>
+          <w:rFonts w:ascii="Times New Roman" w:hAnsi="Times New Roman" w:cs="Times New Roman"/>
+        </w:rPr>
+        <w:t>Yeshaw</w:t>
+      </w:r>
+      <w:proofErr w:type="spellEnd"/>
+      <w:r>
+        <w:rPr>
+          <w:rFonts w:ascii="Times New Roman" w:hAnsi="Times New Roman" w:cs="Times New Roman"/>
+        </w:rPr>
+        <w:t xml:space="preserve">, Y. (2022). Factors associated with decision-making power of married women to use family planning in sub-Saharan Africa: a multilevel analysis of demographic health surveys. BMC Public Health, 22(837). </w:t>
       </w:r>
       <w:hyperlink r:id="rId8" w:history="1">
         <w:r>
@@ -25349,11 +26767,75 @@
           <w:rFonts w:ascii="Times New Roman" w:hAnsi="Times New Roman" w:cs="Times New Roman"/>
         </w:rPr>
       </w:pPr>
-      <w:r>
-        <w:rPr>
-          <w:rFonts w:ascii="Times New Roman" w:hAnsi="Times New Roman" w:cs="Times New Roman"/>
-        </w:rPr>
-        <w:t>Ajong, A.B., Njotang, P.N., Yakum, M.N., Essi, M.J., Essiben, F., Eko, F.E., Kenfack, B. &amp; Mbu, E.R. (2016). Determinants of unmet need for family planning among women in Urban Cameroon: a cross-sectional survey in the Biyem-Assi Health District, Yaounde. BMC Women's Health, 16(4). https://doi.org/10.1186/s12905-016-0283-9</w:t>
+      <w:proofErr w:type="spellStart"/>
+      <w:r>
+        <w:rPr>
+          <w:rFonts w:ascii="Times New Roman" w:hAnsi="Times New Roman" w:cs="Times New Roman"/>
+        </w:rPr>
+        <w:t>Ajong</w:t>
+      </w:r>
+      <w:proofErr w:type="spellEnd"/>
+      <w:r>
+        <w:rPr>
+          <w:rFonts w:ascii="Times New Roman" w:hAnsi="Times New Roman" w:cs="Times New Roman"/>
+        </w:rPr>
+        <w:t xml:space="preserve">, A.B., Njotang, P.N., </w:t>
+      </w:r>
+      <w:proofErr w:type="spellStart"/>
+      <w:r>
+        <w:rPr>
+          <w:rFonts w:ascii="Times New Roman" w:hAnsi="Times New Roman" w:cs="Times New Roman"/>
+        </w:rPr>
+        <w:t>Yakum</w:t>
+      </w:r>
+      <w:proofErr w:type="spellEnd"/>
+      <w:r>
+        <w:rPr>
+          <w:rFonts w:ascii="Times New Roman" w:hAnsi="Times New Roman" w:cs="Times New Roman"/>
+        </w:rPr>
+        <w:t xml:space="preserve">, M.N., Essi, M.J., </w:t>
+      </w:r>
+      <w:proofErr w:type="spellStart"/>
+      <w:r>
+        <w:rPr>
+          <w:rFonts w:ascii="Times New Roman" w:hAnsi="Times New Roman" w:cs="Times New Roman"/>
+        </w:rPr>
+        <w:t>Essiben</w:t>
+      </w:r>
+      <w:proofErr w:type="spellEnd"/>
+      <w:r>
+        <w:rPr>
+          <w:rFonts w:ascii="Times New Roman" w:hAnsi="Times New Roman" w:cs="Times New Roman"/>
+        </w:rPr>
+        <w:t xml:space="preserve">, F., Eko, F.E., Kenfack, B. &amp; Mbu, E.R. (2016). Determinants of unmet need for family planning among women in Urban Cameroon: a cross-sectional survey in the </w:t>
+      </w:r>
+      <w:proofErr w:type="spellStart"/>
+      <w:r>
+        <w:rPr>
+          <w:rFonts w:ascii="Times New Roman" w:hAnsi="Times New Roman" w:cs="Times New Roman"/>
+        </w:rPr>
+        <w:t>Biyem</w:t>
+      </w:r>
+      <w:proofErr w:type="spellEnd"/>
+      <w:r>
+        <w:rPr>
+          <w:rFonts w:ascii="Times New Roman" w:hAnsi="Times New Roman" w:cs="Times New Roman"/>
+        </w:rPr>
+        <w:t xml:space="preserve">-Assi Health District, </w:t>
+      </w:r>
+      <w:proofErr w:type="spellStart"/>
+      <w:r>
+        <w:rPr>
+          <w:rFonts w:ascii="Times New Roman" w:hAnsi="Times New Roman" w:cs="Times New Roman"/>
+        </w:rPr>
+        <w:t>Yaounde</w:t>
+      </w:r>
+      <w:proofErr w:type="spellEnd"/>
+      <w:r>
+        <w:rPr>
+          <w:rFonts w:ascii="Times New Roman" w:hAnsi="Times New Roman" w:cs="Times New Roman"/>
+        </w:rPr>
+        <w:t>. BMC Women's Health, 16(4). https://doi.org/10.1186/s12905-016-0283-9</w:t>
       </w:r>
     </w:p>
     <w:p>
@@ -25363,11 +26845,61 @@
           <w:rFonts w:ascii="Times New Roman" w:hAnsi="Times New Roman" w:cs="Times New Roman"/>
         </w:rPr>
       </w:pPr>
-      <w:r>
-        <w:rPr>
-          <w:rFonts w:ascii="Times New Roman" w:hAnsi="Times New Roman" w:cs="Times New Roman"/>
-        </w:rPr>
-        <w:t>Amoak, D., Sano, Y., Dhillon, S., Chidimbah Munthali, G.N., Antabe, R. &amp; Luginaah, I. (2025). Exploring the multifaceted correlates of household decision-making autonomy among married women in Cameroon. BMC Women's Health, 25(372). https://doi.org/10.1186/s12905-025-03914-w</w:t>
+      <w:proofErr w:type="spellStart"/>
+      <w:r>
+        <w:rPr>
+          <w:rFonts w:ascii="Times New Roman" w:hAnsi="Times New Roman" w:cs="Times New Roman"/>
+        </w:rPr>
+        <w:t>Amoak</w:t>
+      </w:r>
+      <w:proofErr w:type="spellEnd"/>
+      <w:r>
+        <w:rPr>
+          <w:rFonts w:ascii="Times New Roman" w:hAnsi="Times New Roman" w:cs="Times New Roman"/>
+        </w:rPr>
+        <w:t xml:space="preserve">, D., Sano, Y., Dhillon, S., </w:t>
+      </w:r>
+      <w:proofErr w:type="spellStart"/>
+      <w:r>
+        <w:rPr>
+          <w:rFonts w:ascii="Times New Roman" w:hAnsi="Times New Roman" w:cs="Times New Roman"/>
+        </w:rPr>
+        <w:t>Chidimbah</w:t>
+      </w:r>
+      <w:proofErr w:type="spellEnd"/>
+      <w:r>
+        <w:rPr>
+          <w:rFonts w:ascii="Times New Roman" w:hAnsi="Times New Roman" w:cs="Times New Roman"/>
+        </w:rPr>
+        <w:t xml:space="preserve"> Munthali, G.N., </w:t>
+      </w:r>
+      <w:proofErr w:type="spellStart"/>
+      <w:r>
+        <w:rPr>
+          <w:rFonts w:ascii="Times New Roman" w:hAnsi="Times New Roman" w:cs="Times New Roman"/>
+        </w:rPr>
+        <w:t>Antabe</w:t>
+      </w:r>
+      <w:proofErr w:type="spellEnd"/>
+      <w:r>
+        <w:rPr>
+          <w:rFonts w:ascii="Times New Roman" w:hAnsi="Times New Roman" w:cs="Times New Roman"/>
+        </w:rPr>
+        <w:t xml:space="preserve">, R. &amp; </w:t>
+      </w:r>
+      <w:proofErr w:type="spellStart"/>
+      <w:r>
+        <w:rPr>
+          <w:rFonts w:ascii="Times New Roman" w:hAnsi="Times New Roman" w:cs="Times New Roman"/>
+        </w:rPr>
+        <w:t>Luginaah</w:t>
+      </w:r>
+      <w:proofErr w:type="spellEnd"/>
+      <w:r>
+        <w:rPr>
+          <w:rFonts w:ascii="Times New Roman" w:hAnsi="Times New Roman" w:cs="Times New Roman"/>
+        </w:rPr>
+        <w:t>, I. (2025). Exploring the multifaceted correlates of household decision-making autonomy among married women in Cameroon. BMC Women's Health, 25(372). https://doi.org/10.1186/s12905-025-03914-w</w:t>
       </w:r>
     </w:p>
     <w:p>
@@ -25381,7 +26913,35 @@
         <w:rPr>
           <w:rFonts w:ascii="Times New Roman" w:hAnsi="Times New Roman" w:cs="Times New Roman"/>
         </w:rPr>
-        <w:t>Asmamaw, D.B., Shewarega, E.S., Fentie, E.A., Negash, W.D., Fetene, S.M., Teklu, R.E., Alemu, T.G., Eshetu, H.B., Belay, D.G., Aragaw, F.M. (2024). Married Women Decision-Making Autonomy on Contraceptive Use in East Africa: A Multilevel Analysis of Recent Demographic and Health Survey. SAGE Open, 14(1). https://doi.org/10.1177/21582440241236567</w:t>
+        <w:t xml:space="preserve">Asmamaw, D.B., </w:t>
+      </w:r>
+      <w:proofErr w:type="spellStart"/>
+      <w:r>
+        <w:rPr>
+          <w:rFonts w:ascii="Times New Roman" w:hAnsi="Times New Roman" w:cs="Times New Roman"/>
+        </w:rPr>
+        <w:t>Shewarega</w:t>
+      </w:r>
+      <w:proofErr w:type="spellEnd"/>
+      <w:r>
+        <w:rPr>
+          <w:rFonts w:ascii="Times New Roman" w:hAnsi="Times New Roman" w:cs="Times New Roman"/>
+        </w:rPr>
+        <w:t xml:space="preserve">, E.S., Fentie, E.A., Negash, W.D., Fetene, S.M., Teklu, R.E., Alemu, T.G., Eshetu, H.B., Belay, D.G., </w:t>
+      </w:r>
+      <w:proofErr w:type="spellStart"/>
+      <w:r>
+        <w:rPr>
+          <w:rFonts w:ascii="Times New Roman" w:hAnsi="Times New Roman" w:cs="Times New Roman"/>
+        </w:rPr>
+        <w:t>Aragaw</w:t>
+      </w:r>
+      <w:proofErr w:type="spellEnd"/>
+      <w:r>
+        <w:rPr>
+          <w:rFonts w:ascii="Times New Roman" w:hAnsi="Times New Roman" w:cs="Times New Roman"/>
+        </w:rPr>
+        <w:t>, F.M. (2024). Married Women Decision-Making Autonomy on Contraceptive Use in East Africa: A Multilevel Analysis of Recent Demographic and Health Survey. SAGE Open, 14(1). https://doi.org/10.1177/21582440241236567</w:t>
       </w:r>
     </w:p>
     <w:p>
@@ -25395,7 +26955,35 @@
         <w:rPr>
           <w:rFonts w:ascii="Times New Roman" w:hAnsi="Times New Roman" w:cs="Times New Roman"/>
         </w:rPr>
-        <w:t>Blackstone, S.R., Nwaozuru, U. &amp; Iwelunmor, J. (2017). Factors influencing contraceptive use in sub-Saharan Africa: A systematic review. International Quarterly of Community Health Education, 37(2), 79-91. https://doi.org/10.1177/0272684X16685254</w:t>
+        <w:t xml:space="preserve">Blackstone, S.R., </w:t>
+      </w:r>
+      <w:proofErr w:type="spellStart"/>
+      <w:r>
+        <w:rPr>
+          <w:rFonts w:ascii="Times New Roman" w:hAnsi="Times New Roman" w:cs="Times New Roman"/>
+        </w:rPr>
+        <w:t>Nwaozuru</w:t>
+      </w:r>
+      <w:proofErr w:type="spellEnd"/>
+      <w:r>
+        <w:rPr>
+          <w:rFonts w:ascii="Times New Roman" w:hAnsi="Times New Roman" w:cs="Times New Roman"/>
+        </w:rPr>
+        <w:t xml:space="preserve">, U. &amp; </w:t>
+      </w:r>
+      <w:proofErr w:type="spellStart"/>
+      <w:r>
+        <w:rPr>
+          <w:rFonts w:ascii="Times New Roman" w:hAnsi="Times New Roman" w:cs="Times New Roman"/>
+        </w:rPr>
+        <w:t>Iwelunmor</w:t>
+      </w:r>
+      <w:proofErr w:type="spellEnd"/>
+      <w:r>
+        <w:rPr>
+          <w:rFonts w:ascii="Times New Roman" w:hAnsi="Times New Roman" w:cs="Times New Roman"/>
+        </w:rPr>
+        <w:t>, J. (2017). Factors influencing contraceptive use in sub-Saharan Africa: A systematic review. International Quarterly of Community Health Education, 37(2), 79-91. https://doi.org/10.1177/0272684X16685254</w:t>
       </w:r>
     </w:p>
     <w:p>
@@ -25419,11 +27007,61 @@
           <w:rFonts w:ascii="Times New Roman" w:hAnsi="Times New Roman" w:cs="Times New Roman"/>
         </w:rPr>
       </w:pPr>
-      <w:r>
-        <w:rPr>
-          <w:rFonts w:ascii="Times New Roman" w:hAnsi="Times New Roman" w:cs="Times New Roman"/>
-        </w:rPr>
-        <w:t>Edietah, E.E., Njotang, P.N., Ajong, A.B., Essi, M.J., Yakum, M.N. &amp; Mbu, E.R. (2018). Contraceptive use and determinants of unmet need for family planning: a cross-sectional survey in the North West Region, Cameroon. BMC Women's Health, 18(1), 171. https://doi.org/10.1186/s12905-018-0660-7</w:t>
+      <w:proofErr w:type="spellStart"/>
+      <w:r>
+        <w:rPr>
+          <w:rFonts w:ascii="Times New Roman" w:hAnsi="Times New Roman" w:cs="Times New Roman"/>
+        </w:rPr>
+        <w:t>Edietah</w:t>
+      </w:r>
+      <w:proofErr w:type="spellEnd"/>
+      <w:r>
+        <w:rPr>
+          <w:rFonts w:ascii="Times New Roman" w:hAnsi="Times New Roman" w:cs="Times New Roman"/>
+        </w:rPr>
+        <w:t xml:space="preserve">, E.E., </w:t>
+      </w:r>
+      <w:proofErr w:type="spellStart"/>
+      <w:r>
+        <w:rPr>
+          <w:rFonts w:ascii="Times New Roman" w:hAnsi="Times New Roman" w:cs="Times New Roman"/>
+        </w:rPr>
+        <w:t>Njotang</w:t>
+      </w:r>
+      <w:proofErr w:type="spellEnd"/>
+      <w:r>
+        <w:rPr>
+          <w:rFonts w:ascii="Times New Roman" w:hAnsi="Times New Roman" w:cs="Times New Roman"/>
+        </w:rPr>
+        <w:t xml:space="preserve">, P.N., </w:t>
+      </w:r>
+      <w:proofErr w:type="spellStart"/>
+      <w:r>
+        <w:rPr>
+          <w:rFonts w:ascii="Times New Roman" w:hAnsi="Times New Roman" w:cs="Times New Roman"/>
+        </w:rPr>
+        <w:t>Ajong</w:t>
+      </w:r>
+      <w:proofErr w:type="spellEnd"/>
+      <w:r>
+        <w:rPr>
+          <w:rFonts w:ascii="Times New Roman" w:hAnsi="Times New Roman" w:cs="Times New Roman"/>
+        </w:rPr>
+        <w:t xml:space="preserve">, A.B., Essi, M.J., </w:t>
+      </w:r>
+      <w:proofErr w:type="spellStart"/>
+      <w:r>
+        <w:rPr>
+          <w:rFonts w:ascii="Times New Roman" w:hAnsi="Times New Roman" w:cs="Times New Roman"/>
+        </w:rPr>
+        <w:t>Yakum</w:t>
+      </w:r>
+      <w:proofErr w:type="spellEnd"/>
+      <w:r>
+        <w:rPr>
+          <w:rFonts w:ascii="Times New Roman" w:hAnsi="Times New Roman" w:cs="Times New Roman"/>
+        </w:rPr>
+        <w:t>, M.N. &amp; Mbu, E.R. (2018). Contraceptive use and determinants of unmet need for family planning: a cross-sectional survey in the North West Region, Cameroon. BMC Women's Health, 18(1), 171. https://doi.org/10.1186/s12905-018-0660-7</w:t>
       </w:r>
     </w:p>
     <w:p>
@@ -25437,7 +27075,21 @@
         <w:rPr>
           <w:rFonts w:ascii="Times New Roman" w:hAnsi="Times New Roman" w:cs="Times New Roman"/>
         </w:rPr>
-        <w:t>Hosmer, D.W. &amp; Lemeshow, S. (2000). Applied Logistic Regression (2nd ed.). John Wiley &amp; Sons.</w:t>
+        <w:t xml:space="preserve">Hosmer, D.W. &amp; </w:t>
+      </w:r>
+      <w:proofErr w:type="spellStart"/>
+      <w:r>
+        <w:rPr>
+          <w:rFonts w:ascii="Times New Roman" w:hAnsi="Times New Roman" w:cs="Times New Roman"/>
+        </w:rPr>
+        <w:t>Lemeshow</w:t>
+      </w:r>
+      <w:proofErr w:type="spellEnd"/>
+      <w:r>
+        <w:rPr>
+          <w:rFonts w:ascii="Times New Roman" w:hAnsi="Times New Roman" w:cs="Times New Roman"/>
+        </w:rPr>
+        <w:t>, S. (2000). Applied Logistic Regression (2nd ed.). John Wiley &amp; Sons.</w:t>
       </w:r>
     </w:p>
     <w:p>
@@ -25447,11 +27099,19 @@
           <w:rFonts w:ascii="Times New Roman" w:hAnsi="Times New Roman" w:cs="Times New Roman"/>
         </w:rPr>
       </w:pPr>
-      <w:r>
-        <w:rPr>
-          <w:rFonts w:ascii="Times New Roman" w:hAnsi="Times New Roman" w:cs="Times New Roman"/>
-        </w:rPr>
-        <w:t>Mboane, R. &amp; Bhatta, M.P. (2015). Influence of a husband's healthcare decision-making role on a woman's intention to use contraceptives among Mozambican women. Reproductive Health, 12(1), 1-8. https://doi.org/10.1186/s12978-015-0067-0</w:t>
+      <w:proofErr w:type="spellStart"/>
+      <w:r>
+        <w:rPr>
+          <w:rFonts w:ascii="Times New Roman" w:hAnsi="Times New Roman" w:cs="Times New Roman"/>
+        </w:rPr>
+        <w:t>Mboane</w:t>
+      </w:r>
+      <w:proofErr w:type="spellEnd"/>
+      <w:r>
+        <w:rPr>
+          <w:rFonts w:ascii="Times New Roman" w:hAnsi="Times New Roman" w:cs="Times New Roman"/>
+        </w:rPr>
+        <w:t>, R. &amp; Bhatta, M.P. (2015). Influence of a husband's healthcare decision-making role on a woman's intention to use contraceptives among Mozambican women. Reproductive Health, 12(1), 1-8. https://doi.org/10.1186/s12978-015-0067-0</w:t>
       </w:r>
     </w:p>
     <w:p>
@@ -25528,12 +27188,21 @@
           <w:lang w:val="en-CM"/>
         </w:rPr>
       </w:pPr>
+      <w:proofErr w:type="spellStart"/>
       <w:r>
         <w:rPr>
           <w:rFonts w:ascii="Times New Roman" w:hAnsi="Times New Roman" w:cs="Times New Roman"/>
           <w:lang w:val="en-CM"/>
         </w:rPr>
-        <w:t>Github Repo: https://github.com/Enow-brenda/congenial-winner</w:t>
+        <w:t>Github</w:t>
+      </w:r>
+      <w:proofErr w:type="spellEnd"/>
+      <w:r>
+        <w:rPr>
+          <w:rFonts w:ascii="Times New Roman" w:hAnsi="Times New Roman" w:cs="Times New Roman"/>
+          <w:lang w:val="en-CM"/>
+        </w:rPr>
+        <w:t xml:space="preserve"> Repo: https://github.com/Enow-brenda/congenial-winner</w:t>
       </w:r>
     </w:p>
     <w:p>
@@ -25545,21 +27214,48 @@
           <w:lang w:val="en-CM"/>
         </w:rPr>
       </w:pPr>
+      <w:proofErr w:type="spellStart"/>
       <w:r>
         <w:rPr>
           <w:rFonts w:ascii="Times New Roman" w:hAnsi="Times New Roman" w:cs="Times New Roman"/>
           <w:lang w:val="en-CM"/>
         </w:rPr>
-        <w:t xml:space="preserve">Streamli App: </w:t>
+        <w:t>Streamli</w:t>
+      </w:r>
+      <w:proofErr w:type="spellEnd"/>
+      <w:r>
+        <w:rPr>
+          <w:rFonts w:ascii="Times New Roman" w:hAnsi="Times New Roman" w:cs="Times New Roman"/>
+          <w:lang w:val="en-CM"/>
+        </w:rPr>
+        <w:t xml:space="preserve"> App: </w:t>
       </w:r>
       <w:hyperlink r:id="rId9" w:history="1">
+        <w:proofErr w:type="spellStart"/>
         <w:r>
           <w:rPr>
             <w:rStyle w:val="Hyperlink"/>
             <w:rFonts w:ascii="Times New Roman" w:hAnsi="Times New Roman" w:cs="Times New Roman"/>
           </w:rPr>
-          <w:t>macgpt-congenial-winner.streamlit.app</w:t>
+          <w:t>macgpt</w:t>
         </w:r>
+        <w:proofErr w:type="spellEnd"/>
+        <w:r>
+          <w:rPr>
+            <w:rStyle w:val="Hyperlink"/>
+            <w:rFonts w:ascii="Times New Roman" w:hAnsi="Times New Roman" w:cs="Times New Roman"/>
+          </w:rPr>
+          <w:t>-congenial-</w:t>
+        </w:r>
+        <w:proofErr w:type="spellStart"/>
+        <w:r>
+          <w:rPr>
+            <w:rStyle w:val="Hyperlink"/>
+            <w:rFonts w:ascii="Times New Roman" w:hAnsi="Times New Roman" w:cs="Times New Roman"/>
+          </w:rPr>
+          <w:t>winner.streamlit.app</w:t>
+        </w:r>
+        <w:proofErr w:type="spellEnd"/>
       </w:hyperlink>
     </w:p>
     <w:p>
@@ -27414,7 +29110,6 @@
   <w:style w:type="character" w:default="1" w:styleId="DefaultParagraphFont">
     <w:name w:val="Default Paragraph Font"/>
     <w:uiPriority w:val="1"/>
-    <w:semiHidden/>
     <w:unhideWhenUsed/>
   </w:style>
   <w:style w:type="table" w:default="1" w:styleId="TableNormal">
